--- a/06_산출물_문서/2계층_절차서/QP-706_문서화된_정보_관리.docx
+++ b/06_산출물_문서/2계층_절차서/QP-706_문서화된_정보_관리.docx
@@ -270,11 +270,11 @@
     </w:p>
     <w:tbl>
       <w:tblPr>
-        <w:tblW w:w="8788" w:type="dxa"/>
         <w:tblCellMar>
           <w:left w:w="108" w:type="dxa"/>
           <w:right w:w="108" w:type="dxa"/>
         </w:tblCellMar>
+        <w:tblW w:w="8788" w:type="dxa"/>
         <w:tblBorders>
           <w:top w:val="single" w:sz="4" w:color="2E74B5" w:space="0"/>
           <w:left w:val="single" w:sz="4" w:color="2E74B5" w:space="0"/>
@@ -294,13 +294,13 @@
         <w:tc>
           <w:tcPr>
             <w:tcW w:w="1500" w:type="dxa"/>
-            <w:shd w:val="clear" w:color="auto" w:fill="D9D9D9"/>
-            <w:tcMar>
-              <w:top w:w="60" w:type="dxa"/>
-              <w:left w:w="120" w:type="dxa"/>
-              <w:bottom w:w="60" w:type="dxa"/>
-              <w:right w:w="120" w:type="dxa"/>
-            </w:tcMar>
+            <w:tcMar>
+              <w:top w:w="60" w:type="dxa"/>
+              <w:left w:w="120" w:type="dxa"/>
+              <w:bottom w:w="60" w:type="dxa"/>
+              <w:right w:w="120" w:type="dxa"/>
+            </w:tcMar>
+            <w:shd w:val="clear" w:color="auto" w:fill="DEEAF1"/>
           </w:tcPr>
           <w:p>
             <w:pPr>
@@ -320,13 +320,13 @@
         <w:tc>
           <w:tcPr>
             <w:tcW w:w="2800" w:type="dxa"/>
-            <w:shd w:val="clear" w:color="auto" w:fill="D9D9D9"/>
-            <w:tcMar>
-              <w:top w:w="60" w:type="dxa"/>
-              <w:left w:w="120" w:type="dxa"/>
-              <w:bottom w:w="60" w:type="dxa"/>
-              <w:right w:w="120" w:type="dxa"/>
-            </w:tcMar>
+            <w:tcMar>
+              <w:top w:w="60" w:type="dxa"/>
+              <w:left w:w="120" w:type="dxa"/>
+              <w:bottom w:w="60" w:type="dxa"/>
+              <w:right w:w="120" w:type="dxa"/>
+            </w:tcMar>
+            <w:shd w:val="clear" w:color="auto" w:fill="DEEAF1"/>
           </w:tcPr>
           <w:p>
             <w:pPr>
@@ -346,13 +346,13 @@
         <w:tc>
           <w:tcPr>
             <w:tcW w:w="2000" w:type="dxa"/>
-            <w:shd w:val="clear" w:color="auto" w:fill="D9D9D9"/>
-            <w:tcMar>
-              <w:top w:w="60" w:type="dxa"/>
-              <w:left w:w="120" w:type="dxa"/>
-              <w:bottom w:w="60" w:type="dxa"/>
-              <w:right w:w="120" w:type="dxa"/>
-            </w:tcMar>
+            <w:tcMar>
+              <w:top w:w="60" w:type="dxa"/>
+              <w:left w:w="120" w:type="dxa"/>
+              <w:bottom w:w="60" w:type="dxa"/>
+              <w:right w:w="120" w:type="dxa"/>
+            </w:tcMar>
+            <w:shd w:val="clear" w:color="auto" w:fill="DEEAF1"/>
           </w:tcPr>
           <w:p>
             <w:pPr>
@@ -372,13 +372,13 @@
         <w:tc>
           <w:tcPr>
             <w:tcW w:w="2488" w:type="dxa"/>
-            <w:shd w:val="clear" w:color="auto" w:fill="D9D9D9"/>
-            <w:tcMar>
-              <w:top w:w="60" w:type="dxa"/>
-              <w:left w:w="120" w:type="dxa"/>
-              <w:bottom w:w="60" w:type="dxa"/>
-              <w:right w:w="120" w:type="dxa"/>
-            </w:tcMar>
+            <w:tcMar>
+              <w:top w:w="60" w:type="dxa"/>
+              <w:left w:w="120" w:type="dxa"/>
+              <w:bottom w:w="60" w:type="dxa"/>
+              <w:right w:w="120" w:type="dxa"/>
+            </w:tcMar>
+            <w:shd w:val="clear" w:color="auto" w:fill="DEEAF1"/>
           </w:tcPr>
           <w:p>
             <w:pPr>
@@ -1127,7 +1127,7 @@
         </w:trPr>
         <w:tc>
           <w:tcPr>
-            <w:tcW w:w="2460" w:type="dxa"/>
+            <w:tcW w:w="1618" w:type="dxa"/>
             <w:tcMar>
               <w:top w:w="60" w:type="dxa"/>
               <w:left w:w="120" w:type="dxa"/>
@@ -1148,7 +1148,7 @@
         </w:tc>
         <w:tc>
           <w:tcPr>
-            <w:tcW w:w="6328" w:type="dxa"/>
+            <w:tcW w:w="7170" w:type="dxa"/>
             <w:tcMar>
               <w:top w:w="60" w:type="dxa"/>
               <w:left w:w="120" w:type="dxa"/>
@@ -1170,9 +1170,7 @@
       </w:tr>
       <w:tr>
         <w:tc>
-          <w:tcPr>
-            <w:tcW w:w="2460" w:type="dxa"/>
-          </w:tcPr>
+          <w:tcPr/>
           <w:p>
             <w:pPr>
               <w:pStyle w:val="Compact"/>
@@ -1184,7 +1182,7 @@
         </w:tc>
         <w:tc>
           <w:tcPr>
-            <w:tcW w:w="6328" w:type="dxa"/>
+            <w:tcW w:w="7170" w:type="dxa"/>
             <w:tcMar>
               <w:top w:w="60" w:type="dxa"/>
               <w:left w:w="120" w:type="dxa"/>
@@ -1217,6 +1215,7 @@
         </w:tc>
         <w:tc>
           <w:tcPr>
+            <w:tcW w:w="7170" w:type="dxa"/>
             <w:tcMar>
               <w:top w:w="60" w:type="dxa"/>
               <w:left w:w="120" w:type="dxa"/>
@@ -1248,9 +1247,7 @@
           </w:p>
         </w:tc>
         <w:tc>
-          <w:tcPr>
-            <w:tcW w:w="6328" w:type="dxa"/>
-          </w:tcPr>
+          <w:tcPr/>
           <w:p>
             <w:pPr>
               <w:pStyle w:val="Compact"/>
@@ -1263,19 +1260,10 @@
       </w:tr>
       <w:tr>
         <w:tc>
-          <w:tcPr>
-            <w:tcW w:w="2460" w:type="dxa"/>
-            <w:tcMar>
-              <w:top w:w="60" w:type="dxa"/>
-              <w:left w:w="120" w:type="dxa"/>
-              <w:bottom w:w="60" w:type="dxa"/>
-              <w:right w:w="120" w:type="dxa"/>
-            </w:tcMar>
-          </w:tcPr>
-          <w:p>
-            <w:pPr>
-              <w:pStyle w:val="Compact"/>
-              <w:wordWrap w:val="1"/>
+          <w:tcPr/>
+          <w:p>
+            <w:pPr>
+              <w:pStyle w:val="Compact"/>
             </w:pPr>
             <w:r>
               <w:t xml:space="preserve">하드카피</w:t>
@@ -1283,10 +1271,19 @@
           </w:p>
         </w:tc>
         <w:tc>
-          <w:tcPr/>
-          <w:p>
-            <w:pPr>
-              <w:pStyle w:val="Compact"/>
+          <w:tcPr>
+            <w:tcW w:w="7170" w:type="dxa"/>
+            <w:tcMar>
+              <w:top w:w="60" w:type="dxa"/>
+              <w:left w:w="120" w:type="dxa"/>
+              <w:bottom w:w="60" w:type="dxa"/>
+              <w:right w:w="120" w:type="dxa"/>
+            </w:tcMar>
+          </w:tcPr>
+          <w:p>
+            <w:pPr>
+              <w:pStyle w:val="Compact"/>
+              <w:wordWrap w:val="1"/>
             </w:pPr>
             <w:r>
               <w:t xml:space="preserve">인쇄 배포된 관리본 및 비관리본</w:t>
@@ -1296,18 +1293,10 @@
       </w:tr>
       <w:tr>
         <w:tc>
-          <w:tcPr>
-            <w:tcMar>
-              <w:top w:w="60" w:type="dxa"/>
-              <w:left w:w="120" w:type="dxa"/>
-              <w:bottom w:w="60" w:type="dxa"/>
-              <w:right w:w="120" w:type="dxa"/>
-            </w:tcMar>
-          </w:tcPr>
-          <w:p>
-            <w:pPr>
-              <w:pStyle w:val="Compact"/>
-              <w:wordWrap w:val="1"/>
+          <w:tcPr/>
+          <w:p>
+            <w:pPr>
+              <w:pStyle w:val="Compact"/>
             </w:pPr>
             <w:r>
               <w:t xml:space="preserve">기록</w:t>
@@ -1315,18 +1304,10 @@
           </w:p>
         </w:tc>
         <w:tc>
-          <w:tcPr>
-            <w:tcMar>
-              <w:top w:w="60" w:type="dxa"/>
-              <w:left w:w="120" w:type="dxa"/>
-              <w:bottom w:w="60" w:type="dxa"/>
-              <w:right w:w="120" w:type="dxa"/>
-            </w:tcMar>
-          </w:tcPr>
-          <w:p>
-            <w:pPr>
-              <w:pStyle w:val="Compact"/>
-              <w:wordWrap w:val="1"/>
+          <w:tcPr/>
+          <w:p>
+            <w:pPr>
+              <w:pStyle w:val="Compact"/>
             </w:pPr>
             <w:r>
               <w:t xml:space="preserve">QMS 활동의 결과를 포함하는 모든 문서화된 정보</w:t>
@@ -1384,7 +1365,7 @@
         </w:trPr>
         <w:tc>
           <w:tcPr>
-            <w:tcW w:w="2460" w:type="dxa"/>
+            <w:tcW w:w="2293" w:type="dxa"/>
             <w:tcMar>
               <w:top w:w="60" w:type="dxa"/>
               <w:left w:w="120" w:type="dxa"/>
@@ -1405,7 +1386,7 @@
         </w:tc>
         <w:tc>
           <w:tcPr>
-            <w:tcW w:w="6328" w:type="dxa"/>
+            <w:tcW w:w="6495" w:type="dxa"/>
             <w:tcMar>
               <w:top w:w="60" w:type="dxa"/>
               <w:left w:w="120" w:type="dxa"/>
@@ -1427,9 +1408,7 @@
       </w:tr>
       <w:tr>
         <w:tc>
-          <w:tcPr>
-            <w:tcW w:w="2460" w:type="dxa"/>
-          </w:tcPr>
+          <w:tcPr/>
           <w:p>
             <w:pPr>
               <w:pStyle w:val="Compact"/>
@@ -1441,7 +1420,7 @@
         </w:tc>
         <w:tc>
           <w:tcPr>
-            <w:tcW w:w="6328" w:type="dxa"/>
+            <w:tcW w:w="6495" w:type="dxa"/>
             <w:tcMar>
               <w:top w:w="60" w:type="dxa"/>
               <w:left w:w="120" w:type="dxa"/>
@@ -1474,17 +1453,11 @@
         </w:tc>
         <w:tc>
           <w:tcPr>
-            <w:tcMar>
-              <w:top w:w="60" w:type="dxa"/>
-              <w:left w:w="120" w:type="dxa"/>
-              <w:bottom w:w="60" w:type="dxa"/>
-              <w:right w:w="120" w:type="dxa"/>
-            </w:tcMar>
-          </w:tcPr>
-          <w:p>
-            <w:pPr>
-              <w:pStyle w:val="Compact"/>
-              <w:wordWrap w:val="1"/>
+            <w:tcW w:w="6495" w:type="dxa"/>
+          </w:tcPr>
+          <w:p>
+            <w:pPr>
+              <w:pStyle w:val="Compact"/>
             </w:pPr>
             <w:r>
               <w:t xml:space="preserve">품질경영시스템 요구사항 (7.5항)</w:t>
@@ -1505,9 +1478,7 @@
           </w:p>
         </w:tc>
         <w:tc>
-          <w:tcPr>
-            <w:tcW w:w="6328" w:type="dxa"/>
-          </w:tcPr>
+          <w:tcPr/>
           <w:p>
             <w:pPr>
               <w:pStyle w:val="Compact"/>
@@ -1520,19 +1491,10 @@
       </w:tr>
       <w:tr>
         <w:tc>
-          <w:tcPr>
-            <w:tcW w:w="2460" w:type="dxa"/>
-            <w:tcMar>
-              <w:top w:w="60" w:type="dxa"/>
-              <w:left w:w="120" w:type="dxa"/>
-              <w:bottom w:w="60" w:type="dxa"/>
-              <w:right w:w="120" w:type="dxa"/>
-            </w:tcMar>
-          </w:tcPr>
-          <w:p>
-            <w:pPr>
-              <w:pStyle w:val="Compact"/>
-              <w:wordWrap w:val="1"/>
+          <w:tcPr/>
+          <w:p>
+            <w:pPr>
+              <w:pStyle w:val="Compact"/>
             </w:pPr>
             <w:r>
               <w:t xml:space="preserve">QM-001</w:t>
@@ -1540,10 +1502,19 @@
           </w:p>
         </w:tc>
         <w:tc>
-          <w:tcPr/>
-          <w:p>
-            <w:pPr>
-              <w:pStyle w:val="Compact"/>
+          <w:tcPr>
+            <w:tcW w:w="6495" w:type="dxa"/>
+            <w:tcMar>
+              <w:top w:w="60" w:type="dxa"/>
+              <w:left w:w="120" w:type="dxa"/>
+              <w:bottom w:w="60" w:type="dxa"/>
+              <w:right w:w="120" w:type="dxa"/>
+            </w:tcMar>
+          </w:tcPr>
+          <w:p>
+            <w:pPr>
+              <w:pStyle w:val="Compact"/>
+              <w:wordWrap w:val="1"/>
             </w:pPr>
             <w:r>
               <w:t xml:space="preserve">품질매뉴얼 §7.5 문서화된 정보</w:t>
@@ -1553,18 +1524,10 @@
       </w:tr>
       <w:tr>
         <w:tc>
-          <w:tcPr>
-            <w:tcMar>
-              <w:top w:w="60" w:type="dxa"/>
-              <w:left w:w="120" w:type="dxa"/>
-              <w:bottom w:w="60" w:type="dxa"/>
-              <w:right w:w="120" w:type="dxa"/>
-            </w:tcMar>
-          </w:tcPr>
-          <w:p>
-            <w:pPr>
-              <w:pStyle w:val="Compact"/>
-              <w:wordWrap w:val="1"/>
+          <w:tcPr/>
+          <w:p>
+            <w:pPr>
+              <w:pStyle w:val="Compact"/>
             </w:pPr>
             <w:r>
               <w:t xml:space="preserve">QP-803</w:t>
@@ -1572,18 +1535,10 @@
           </w:p>
         </w:tc>
         <w:tc>
-          <w:tcPr>
-            <w:tcMar>
-              <w:top w:w="60" w:type="dxa"/>
-              <w:left w:w="120" w:type="dxa"/>
-              <w:bottom w:w="60" w:type="dxa"/>
-              <w:right w:w="120" w:type="dxa"/>
-            </w:tcMar>
-          </w:tcPr>
-          <w:p>
-            <w:pPr>
-              <w:pStyle w:val="Compact"/>
-              <w:wordWrap w:val="1"/>
+          <w:tcPr/>
+          <w:p>
+            <w:pPr>
+              <w:pStyle w:val="Compact"/>
             </w:pPr>
             <w:r>
               <w:t xml:space="preserve">형상관리 절차서 (형상 문서 관리 연계)</w:t>
@@ -1627,7 +1582,7 @@
         </w:trPr>
         <w:tc>
           <w:tcPr>
-            <w:tcW w:w="2460" w:type="dxa"/>
+            <w:tcW w:w="3000" w:type="dxa"/>
             <w:tcMar>
               <w:top w:w="60" w:type="dxa"/>
               <w:left w:w="120" w:type="dxa"/>
@@ -1648,7 +1603,7 @@
         </w:tc>
         <w:tc>
           <w:tcPr>
-            <w:tcW w:w="6328" w:type="dxa"/>
+            <w:tcW w:w="5788" w:type="dxa"/>
             <w:tcMar>
               <w:top w:w="60" w:type="dxa"/>
               <w:left w:w="120" w:type="dxa"/>
@@ -1670,9 +1625,7 @@
       </w:tr>
       <w:tr>
         <w:tc>
-          <w:tcPr>
-            <w:tcW w:w="2460" w:type="dxa"/>
-          </w:tcPr>
+          <w:tcPr/>
           <w:p>
             <w:pPr>
               <w:pStyle w:val="Compact"/>
@@ -1684,7 +1637,7 @@
         </w:tc>
         <w:tc>
           <w:tcPr>
-            <w:tcW w:w="6328" w:type="dxa"/>
+            <w:tcW w:w="5788" w:type="dxa"/>
             <w:tcMar>
               <w:top w:w="60" w:type="dxa"/>
               <w:left w:w="120" w:type="dxa"/>
@@ -1735,6 +1688,7 @@
         </w:tc>
         <w:tc>
           <w:tcPr>
+            <w:tcW w:w="5788" w:type="dxa"/>
             <w:tcMar>
               <w:top w:w="60" w:type="dxa"/>
               <w:left w:w="120" w:type="dxa"/>
@@ -1775,9 +1729,7 @@
           </w:p>
         </w:tc>
         <w:tc>
-          <w:tcPr>
-            <w:tcW w:w="6328" w:type="dxa"/>
-          </w:tcPr>
+          <w:tcPr/>
           <w:p>
             <w:pPr>
               <w:pStyle w:val="Compact"/>
@@ -1799,19 +1751,10 @@
       </w:tr>
       <w:tr>
         <w:tc>
-          <w:tcPr>
-            <w:tcW w:w="2460" w:type="dxa"/>
-            <w:tcMar>
-              <w:top w:w="60" w:type="dxa"/>
-              <w:left w:w="120" w:type="dxa"/>
-              <w:bottom w:w="60" w:type="dxa"/>
-              <w:right w:w="120" w:type="dxa"/>
-            </w:tcMar>
-          </w:tcPr>
-          <w:p>
-            <w:pPr>
-              <w:pStyle w:val="Compact"/>
-              <w:wordWrap w:val="1"/>
+          <w:tcPr/>
+          <w:p>
+            <w:pPr>
+              <w:pStyle w:val="Compact"/>
             </w:pPr>
             <w:r>
               <w:t xml:space="preserve">관리본 (Controlled Copy)</w:t>
@@ -1819,10 +1762,19 @@
           </w:p>
         </w:tc>
         <w:tc>
-          <w:tcPr/>
-          <w:p>
-            <w:pPr>
-              <w:pStyle w:val="Compact"/>
+          <w:tcPr>
+            <w:tcW w:w="5788" w:type="dxa"/>
+            <w:tcMar>
+              <w:top w:w="60" w:type="dxa"/>
+              <w:left w:w="120" w:type="dxa"/>
+              <w:bottom w:w="60" w:type="dxa"/>
+              <w:right w:w="120" w:type="dxa"/>
+            </w:tcMar>
+          </w:tcPr>
+          <w:p>
+            <w:pPr>
+              <w:pStyle w:val="Compact"/>
+              <w:wordWrap w:val="1"/>
             </w:pPr>
             <w:r>
               <w:t xml:space="preserve">개정 시 회수/갱신이 관리되는 배포본. 적색</w:t>
@@ -1988,18 +1940,10 @@
       </w:tr>
       <w:tr>
         <w:tc>
-          <w:tcPr>
-            <w:tcMar>
-              <w:top w:w="60" w:type="dxa"/>
-              <w:left w:w="120" w:type="dxa"/>
-              <w:bottom w:w="60" w:type="dxa"/>
-              <w:right w:w="120" w:type="dxa"/>
-            </w:tcMar>
-          </w:tcPr>
-          <w:p>
-            <w:pPr>
-              <w:pStyle w:val="Compact"/>
-              <w:wordWrap w:val="1"/>
+          <w:tcPr/>
+          <w:p>
+            <w:pPr>
+              <w:pStyle w:val="Compact"/>
             </w:pPr>
             <w:r>
               <w:t xml:space="preserve">문서 마스터</w:t>
@@ -2007,18 +1951,10 @@
           </w:p>
         </w:tc>
         <w:tc>
-          <w:tcPr>
-            <w:tcMar>
-              <w:top w:w="60" w:type="dxa"/>
-              <w:left w:w="120" w:type="dxa"/>
-              <w:bottom w:w="60" w:type="dxa"/>
-              <w:right w:w="120" w:type="dxa"/>
-            </w:tcMar>
-          </w:tcPr>
-          <w:p>
-            <w:pPr>
-              <w:pStyle w:val="Compact"/>
-              <w:wordWrap w:val="1"/>
+          <w:tcPr/>
+          <w:p>
+            <w:pPr>
+              <w:pStyle w:val="Compact"/>
             </w:pPr>
             <w:r>
               <w:t xml:space="preserve">원본 파일이 보관된 DMS 상의 최신 승인본</w:t>
@@ -2062,7 +1998,7 @@
         </w:trPr>
         <w:tc>
           <w:tcPr>
-            <w:tcW w:w="2460" w:type="dxa"/>
+            <w:tcW w:w="2592" w:type="dxa"/>
             <w:tcMar>
               <w:top w:w="60" w:type="dxa"/>
               <w:left w:w="120" w:type="dxa"/>
@@ -2083,7 +2019,7 @@
         </w:tc>
         <w:tc>
           <w:tcPr>
-            <w:tcW w:w="6328" w:type="dxa"/>
+            <w:tcW w:w="6196" w:type="dxa"/>
             <w:tcMar>
               <w:top w:w="60" w:type="dxa"/>
               <w:left w:w="120" w:type="dxa"/>
@@ -2105,9 +2041,7 @@
       </w:tr>
       <w:tr>
         <w:tc>
-          <w:tcPr>
-            <w:tcW w:w="2460" w:type="dxa"/>
-          </w:tcPr>
+          <w:tcPr/>
           <w:p>
             <w:pPr>
               <w:pStyle w:val="Compact"/>
@@ -2123,7 +2057,7 @@
         </w:tc>
         <w:tc>
           <w:tcPr>
-            <w:tcW w:w="6328" w:type="dxa"/>
+            <w:tcW w:w="6196" w:type="dxa"/>
             <w:tcMar>
               <w:top w:w="60" w:type="dxa"/>
               <w:left w:w="120" w:type="dxa"/>
@@ -2160,17 +2094,11 @@
         </w:tc>
         <w:tc>
           <w:tcPr>
-            <w:tcMar>
-              <w:top w:w="60" w:type="dxa"/>
-              <w:left w:w="120" w:type="dxa"/>
-              <w:bottom w:w="60" w:type="dxa"/>
-              <w:right w:w="120" w:type="dxa"/>
-            </w:tcMar>
-          </w:tcPr>
-          <w:p>
-            <w:pPr>
-              <w:pStyle w:val="Compact"/>
-              <w:wordWrap w:val="1"/>
+            <w:tcW w:w="6196" w:type="dxa"/>
+          </w:tcPr>
+          <w:p>
+            <w:pPr>
+              <w:pStyle w:val="Compact"/>
             </w:pPr>
             <w:r>
               <w:t xml:space="preserve">QMS 문서 체계 전반 관리 총괄; 2계층 절차서 승인; 외부 문서 배포 승인; 문서 관리 현황 경영검토 보고</w:t>
@@ -2195,9 +2123,7 @@
           </w:p>
         </w:tc>
         <w:tc>
-          <w:tcPr>
-            <w:tcW w:w="6328" w:type="dxa"/>
-          </w:tcPr>
+          <w:tcPr/>
           <w:p>
             <w:pPr>
               <w:pStyle w:val="Compact"/>
@@ -2210,19 +2136,10 @@
       </w:tr>
       <w:tr>
         <w:tc>
-          <w:tcPr>
-            <w:tcW w:w="2460" w:type="dxa"/>
-            <w:tcMar>
-              <w:top w:w="60" w:type="dxa"/>
-              <w:left w:w="120" w:type="dxa"/>
-              <w:bottom w:w="60" w:type="dxa"/>
-              <w:right w:w="120" w:type="dxa"/>
-            </w:tcMar>
-          </w:tcPr>
-          <w:p>
-            <w:pPr>
-              <w:pStyle w:val="Compact"/>
-              <w:wordWrap w:val="1"/>
+          <w:tcPr/>
+          <w:p>
+            <w:pPr>
+              <w:pStyle w:val="Compact"/>
             </w:pPr>
             <w:r>
               <w:rPr>
@@ -2234,10 +2151,19 @@
           </w:p>
         </w:tc>
         <w:tc>
-          <w:tcPr/>
-          <w:p>
-            <w:pPr>
-              <w:pStyle w:val="Compact"/>
+          <w:tcPr>
+            <w:tcW w:w="6196" w:type="dxa"/>
+            <w:tcMar>
+              <w:top w:w="60" w:type="dxa"/>
+              <w:left w:w="120" w:type="dxa"/>
+              <w:bottom w:w="60" w:type="dxa"/>
+              <w:right w:w="120" w:type="dxa"/>
+            </w:tcMar>
+          </w:tcPr>
+          <w:p>
+            <w:pPr>
+              <w:pStyle w:val="Compact"/>
+              <w:wordWrap w:val="1"/>
             </w:pPr>
             <w:r>
               <w:t xml:space="preserve">소관 부서 문서/기록의 작성, 검토 및 관리; 부서 내 최신 문서 사용 보장; 기록의 식별, 보관 및 인출 관리</w:t>
@@ -2275,18 +2201,10 @@
       </w:tr>
       <w:tr>
         <w:tc>
-          <w:tcPr>
-            <w:tcMar>
-              <w:top w:w="60" w:type="dxa"/>
-              <w:left w:w="120" w:type="dxa"/>
-              <w:bottom w:w="60" w:type="dxa"/>
-              <w:right w:w="120" w:type="dxa"/>
-            </w:tcMar>
-          </w:tcPr>
-          <w:p>
-            <w:pPr>
-              <w:pStyle w:val="Compact"/>
-              <w:wordWrap w:val="1"/>
+          <w:tcPr/>
+          <w:p>
+            <w:pPr>
+              <w:pStyle w:val="Compact"/>
             </w:pPr>
             <w:r>
               <w:rPr>
@@ -2298,18 +2216,10 @@
           </w:p>
         </w:tc>
         <w:tc>
-          <w:tcPr>
-            <w:tcMar>
-              <w:top w:w="60" w:type="dxa"/>
-              <w:left w:w="120" w:type="dxa"/>
-              <w:bottom w:w="60" w:type="dxa"/>
-              <w:right w:w="120" w:type="dxa"/>
-            </w:tcMar>
-          </w:tcPr>
-          <w:p>
-            <w:pPr>
-              <w:pStyle w:val="Compact"/>
-              <w:wordWrap w:val="1"/>
+          <w:tcPr/>
+          <w:p>
+            <w:pPr>
+              <w:pStyle w:val="Compact"/>
             </w:pPr>
             <w:r>
               <w:t xml:space="preserve">최신 승인 문서만 사용; 비인가 문서 복사/배포 금지; 기록의 정확한 작성 및 보관</w:t>
@@ -2337,125 +2247,205 @@
         <w:t xml:space="preserve">6.1 문서 계층 구조</w:t>
       </w:r>
     </w:p>
-    <w:p>
-      <w:pPr>
-        <w:pStyle w:val="SourceCode"/>
-      </w:pPr>
-      <w:r>
-        <w:rPr>
-          <w:rStyle w:val="VerbatimChar"/>
-        </w:rPr>
-        <w:t xml:space="preserve">┌─────────────────────────────────────────┐</w:t>
-      </w:r>
-      <w:r>
-        <w:br/>
-      </w:r>
-      <w:r>
-        <w:rPr>
-          <w:rStyle w:val="VerbatimChar"/>
-        </w:rPr>
-        <w:t xml:space="preserve">│  1계층: 품질매뉴얼 (QM-001)              │  ← 대표이사 승인</w:t>
-      </w:r>
-      <w:r>
-        <w:br/>
-      </w:r>
-      <w:r>
-        <w:rPr>
-          <w:rStyle w:val="VerbatimChar"/>
-        </w:rPr>
-        <w:t xml:space="preserve">│  QMS 전체 프레임워크, AS9100D 4~10 조항   │</w:t>
-      </w:r>
-      <w:r>
-        <w:br/>
-      </w:r>
-      <w:r>
-        <w:rPr>
-          <w:rStyle w:val="VerbatimChar"/>
-        </w:rPr>
-        <w:t xml:space="preserve">├─────────────────────────────────────────┤</w:t>
-      </w:r>
-      <w:r>
-        <w:br/>
-      </w:r>
-      <w:r>
-        <w:rPr>
-          <w:rStyle w:val="VerbatimChar"/>
-        </w:rPr>
-        <w:t xml:space="preserve">│  2계층: 절차서 (QP-xxx) — 30건           │  ← QMR 승인</w:t>
-      </w:r>
-      <w:r>
-        <w:br/>
-      </w:r>
-      <w:r>
-        <w:rPr>
-          <w:rStyle w:val="VerbatimChar"/>
-        </w:rPr>
-        <w:t xml:space="preserve">│  조항별 "무엇을, 누가, 언제" 규정         │</w:t>
-      </w:r>
-      <w:r>
-        <w:br/>
-      </w:r>
-      <w:r>
-        <w:rPr>
-          <w:rStyle w:val="VerbatimChar"/>
-        </w:rPr>
-        <w:t xml:space="preserve">├─────────────────────────────────────────┤</w:t>
-      </w:r>
-      <w:r>
-        <w:br/>
-      </w:r>
-      <w:r>
-        <w:rPr>
-          <w:rStyle w:val="VerbatimChar"/>
-        </w:rPr>
-        <w:t xml:space="preserve">│  3계층: 작업지침서 (WI-xxx) — 15건       │  ← 부서장 승인</w:t>
-      </w:r>
-      <w:r>
-        <w:br/>
-      </w:r>
-      <w:r>
-        <w:rPr>
-          <w:rStyle w:val="VerbatimChar"/>
-        </w:rPr>
-        <w:t xml:space="preserve">│  "어떻게" 수행하는지 상세 기술            │</w:t>
-      </w:r>
-      <w:r>
-        <w:br/>
-      </w:r>
-      <w:r>
-        <w:rPr>
-          <w:rStyle w:val="VerbatimChar"/>
-        </w:rPr>
-        <w:t xml:space="preserve">├─────────────────────────────────────────┤</w:t>
-      </w:r>
-      <w:r>
-        <w:br/>
-      </w:r>
-      <w:r>
-        <w:rPr>
-          <w:rStyle w:val="VerbatimChar"/>
-        </w:rPr>
-        <w:t xml:space="preserve">│  3계층: 양식/기록 (F-xxx) — 21건         │  ← 부서장 승인</w:t>
-      </w:r>
-      <w:r>
-        <w:br/>
-      </w:r>
-      <w:r>
-        <w:rPr>
-          <w:rStyle w:val="VerbatimChar"/>
-        </w:rPr>
-        <w:t xml:space="preserve">│  활동 증거, 데이터 수집 양식              │</w:t>
-      </w:r>
-      <w:r>
-        <w:br/>
-      </w:r>
-      <w:r>
-        <w:rPr>
-          <w:rStyle w:val="VerbatimChar"/>
-        </w:rPr>
-        <w:t xml:space="preserve">└─────────────────────────────────────────┘</w:t>
-      </w:r>
-    </w:p>
+    <w:tbl>
+      <w:tblPr>
+        <w:tblLook w:firstColumn="1" w:firstRow="1" w:lastColumn="0" w:lastRow="0" w:noHBand="0" w:noVBand="1" w:val="04A0"/>
+        <w:tblW w:w="8788" w:type="dxa"/>
+        <w:tblBorders>
+          <w:top w:val="single" w:sz="4" w:color="2E74B5" w:space="0"/>
+          <w:left w:val="single" w:sz="4" w:color="2E74B5" w:space="0"/>
+          <w:bottom w:val="single" w:sz="4" w:color="2E74B5" w:space="0"/>
+          <w:right w:val="single" w:sz="4" w:color="2E74B5" w:space="0"/>
+          <w:insideH w:val="single" w:sz="4" w:color="BDD7EE" w:space="0"/>
+          <w:insideV w:val="single" w:sz="2" w:color="D9D9D9" w:space="0"/>
+        </w:tblBorders>
+      </w:tblPr>
+      <w:tblGrid>
+        <w:gridCol w:w="8788"/>
+      </w:tblGrid>
+      <w:tr>
+        <w:tc>
+          <w:tcPr>
+            <w:tcW w:w="8788" w:type="dxa"/>
+            <w:tcMar>
+              <w:top w:w="80" w:type="dxa"/>
+              <w:left w:w="140" w:type="dxa"/>
+              <w:bottom w:w="80" w:type="dxa"/>
+              <w:right w:w="140" w:type="dxa"/>
+            </w:tcMar>
+          </w:tcPr>
+          <w:p>
+            <w:pPr>
+              <w:spacing w:before="0" w:after="0" w:line="240" w:lineRule="auto"/>
+            </w:pPr>
+            <w:r>
+              <w:rPr>
+                <w:rFonts w:ascii="Courier New" w:hAnsi="Courier New" w:eastAsia="NanumGothicCoding"/>
+                <w:sz w:val="18"/>
+                <w:szCs w:val="18"/>
+              </w:rPr>
+              <w:t xml:space="preserve">┌─────────────────────────────────────────┐</w:t>
+            </w:r>
+          </w:p>
+          <w:p>
+            <w:pPr>
+              <w:spacing w:before="0" w:after="0" w:line="240" w:lineRule="auto"/>
+            </w:pPr>
+            <w:r>
+              <w:rPr>
+                <w:rFonts w:ascii="Courier New" w:hAnsi="Courier New" w:eastAsia="NanumGothicCoding"/>
+                <w:sz w:val="18"/>
+                <w:szCs w:val="18"/>
+              </w:rPr>
+              <w:t xml:space="preserve">│  1계층: 품질매뉴얼 (QM-001)              │  ← 대표이사 승인</w:t>
+            </w:r>
+          </w:p>
+          <w:p>
+            <w:pPr>
+              <w:spacing w:before="0" w:after="0" w:line="240" w:lineRule="auto"/>
+            </w:pPr>
+            <w:r>
+              <w:rPr>
+                <w:rFonts w:ascii="Courier New" w:hAnsi="Courier New" w:eastAsia="NanumGothicCoding"/>
+                <w:sz w:val="18"/>
+                <w:szCs w:val="18"/>
+              </w:rPr>
+              <w:t xml:space="preserve">│  QMS 전체 프레임워크, AS9100D 4~10 조항   │</w:t>
+            </w:r>
+          </w:p>
+          <w:p>
+            <w:pPr>
+              <w:spacing w:before="0" w:after="0" w:line="240" w:lineRule="auto"/>
+            </w:pPr>
+            <w:r>
+              <w:rPr>
+                <w:rFonts w:ascii="Courier New" w:hAnsi="Courier New" w:eastAsia="NanumGothicCoding"/>
+                <w:sz w:val="18"/>
+                <w:szCs w:val="18"/>
+              </w:rPr>
+              <w:t xml:space="preserve">├─────────────────────────────────────────┤</w:t>
+            </w:r>
+          </w:p>
+          <w:p>
+            <w:pPr>
+              <w:spacing w:before="0" w:after="0" w:line="240" w:lineRule="auto"/>
+            </w:pPr>
+            <w:r>
+              <w:rPr>
+                <w:rFonts w:ascii="Courier New" w:hAnsi="Courier New" w:eastAsia="NanumGothicCoding"/>
+                <w:sz w:val="18"/>
+                <w:szCs w:val="18"/>
+              </w:rPr>
+              <w:t xml:space="preserve">│  2계층: 절차서 (QP-xxx) — 30건           │  ← QMR 승인</w:t>
+            </w:r>
+          </w:p>
+          <w:p>
+            <w:pPr>
+              <w:spacing w:before="0" w:after="0" w:line="240" w:lineRule="auto"/>
+            </w:pPr>
+            <w:r>
+              <w:rPr>
+                <w:rFonts w:ascii="Courier New" w:hAnsi="Courier New" w:eastAsia="NanumGothicCoding"/>
+                <w:sz w:val="18"/>
+                <w:szCs w:val="18"/>
+              </w:rPr>
+              <w:t xml:space="preserve">│  조항별 "무엇을, 누가, 언제" 규정         │</w:t>
+            </w:r>
+          </w:p>
+          <w:p>
+            <w:pPr>
+              <w:spacing w:before="0" w:after="0" w:line="240" w:lineRule="auto"/>
+            </w:pPr>
+            <w:r>
+              <w:rPr>
+                <w:rFonts w:ascii="Courier New" w:hAnsi="Courier New" w:eastAsia="NanumGothicCoding"/>
+                <w:sz w:val="18"/>
+                <w:szCs w:val="18"/>
+              </w:rPr>
+              <w:t xml:space="preserve">├─────────────────────────────────────────┤</w:t>
+            </w:r>
+          </w:p>
+          <w:p>
+            <w:pPr>
+              <w:spacing w:before="0" w:after="0" w:line="240" w:lineRule="auto"/>
+            </w:pPr>
+            <w:r>
+              <w:rPr>
+                <w:rFonts w:ascii="Courier New" w:hAnsi="Courier New" w:eastAsia="NanumGothicCoding"/>
+                <w:sz w:val="18"/>
+                <w:szCs w:val="18"/>
+              </w:rPr>
+              <w:t xml:space="preserve">│  3계층: 작업지침서 (WI-xxx) — 15건       │  ← 부서장 승인</w:t>
+            </w:r>
+          </w:p>
+          <w:p>
+            <w:pPr>
+              <w:spacing w:before="0" w:after="0" w:line="240" w:lineRule="auto"/>
+            </w:pPr>
+            <w:r>
+              <w:rPr>
+                <w:rFonts w:ascii="Courier New" w:hAnsi="Courier New" w:eastAsia="NanumGothicCoding"/>
+                <w:sz w:val="18"/>
+                <w:szCs w:val="18"/>
+              </w:rPr>
+              <w:t xml:space="preserve">│  "어떻게" 수행하는지 상세 기술            │</w:t>
+            </w:r>
+          </w:p>
+          <w:p>
+            <w:pPr>
+              <w:spacing w:before="0" w:after="0" w:line="240" w:lineRule="auto"/>
+            </w:pPr>
+            <w:r>
+              <w:rPr>
+                <w:rFonts w:ascii="Courier New" w:hAnsi="Courier New" w:eastAsia="NanumGothicCoding"/>
+                <w:sz w:val="18"/>
+                <w:szCs w:val="18"/>
+              </w:rPr>
+              <w:t xml:space="preserve">├─────────────────────────────────────────┤</w:t>
+            </w:r>
+          </w:p>
+          <w:p>
+            <w:pPr>
+              <w:spacing w:before="0" w:after="0" w:line="240" w:lineRule="auto"/>
+            </w:pPr>
+            <w:r>
+              <w:rPr>
+                <w:rFonts w:ascii="Courier New" w:hAnsi="Courier New" w:eastAsia="NanumGothicCoding"/>
+                <w:sz w:val="18"/>
+                <w:szCs w:val="18"/>
+              </w:rPr>
+              <w:t xml:space="preserve">│  3계층: 양식/기록 (F-xxx) — 21건         │  ← 부서장 승인</w:t>
+            </w:r>
+          </w:p>
+          <w:p>
+            <w:pPr>
+              <w:spacing w:before="0" w:after="0" w:line="240" w:lineRule="auto"/>
+            </w:pPr>
+            <w:r>
+              <w:rPr>
+                <w:rFonts w:ascii="Courier New" w:hAnsi="Courier New" w:eastAsia="NanumGothicCoding"/>
+                <w:sz w:val="18"/>
+                <w:szCs w:val="18"/>
+              </w:rPr>
+              <w:t xml:space="preserve">│  활동 증거, 데이터 수집 양식              │</w:t>
+            </w:r>
+          </w:p>
+          <w:p>
+            <w:pPr>
+              <w:spacing w:before="0" w:after="0" w:line="240" w:lineRule="auto"/>
+            </w:pPr>
+            <w:r>
+              <w:rPr>
+                <w:rFonts w:ascii="Courier New" w:hAnsi="Courier New" w:eastAsia="NanumGothicCoding"/>
+                <w:sz w:val="18"/>
+                <w:szCs w:val="18"/>
+              </w:rPr>
+              <w:t xml:space="preserve">└─────────────────────────────────────────┘</w:t>
+            </w:r>
+          </w:p>
+        </w:tc>
+      </w:tr>
+    </w:tbl>
     <w:bookmarkEnd w:id="19"/>
     <w:bookmarkStart w:id="20" w:name="문서번호-체계"/>
     <w:p>
@@ -3028,10 +3018,18 @@
       </w:tr>
       <w:tr>
         <w:tc>
-          <w:tcPr/>
-          <w:p>
-            <w:pPr>
-              <w:pStyle w:val="Compact"/>
+          <w:tcPr>
+            <w:tcMar>
+              <w:top w:w="60" w:type="dxa"/>
+              <w:left w:w="120" w:type="dxa"/>
+              <w:bottom w:w="60" w:type="dxa"/>
+              <w:right w:w="120" w:type="dxa"/>
+            </w:tcMar>
+          </w:tcPr>
+          <w:p>
+            <w:pPr>
+              <w:pStyle w:val="Compact"/>
+              <w:wordWrap w:val="1"/>
             </w:pPr>
             <w:r>
               <w:t xml:space="preserve">04</w:t>
@@ -3039,10 +3037,18 @@
           </w:p>
         </w:tc>
         <w:tc>
-          <w:tcPr/>
-          <w:p>
-            <w:pPr>
-              <w:pStyle w:val="Compact"/>
+          <w:tcPr>
+            <w:tcMar>
+              <w:top w:w="60" w:type="dxa"/>
+              <w:left w:w="120" w:type="dxa"/>
+              <w:bottom w:w="60" w:type="dxa"/>
+              <w:right w:w="120" w:type="dxa"/>
+            </w:tcMar>
+          </w:tcPr>
+          <w:p>
+            <w:pPr>
+              <w:pStyle w:val="Compact"/>
+              <w:wordWrap w:val="1"/>
             </w:pPr>
             <w:r>
               <w:t xml:space="preserve">기록/양식</w:t>
@@ -3050,10 +3056,18 @@
           </w:p>
         </w:tc>
         <w:tc>
-          <w:tcPr/>
-          <w:p>
-            <w:pPr>
-              <w:pStyle w:val="Compact"/>
+          <w:tcPr>
+            <w:tcMar>
+              <w:top w:w="60" w:type="dxa"/>
+              <w:left w:w="120" w:type="dxa"/>
+              <w:bottom w:w="60" w:type="dxa"/>
+              <w:right w:w="120" w:type="dxa"/>
+            </w:tcMar>
+          </w:tcPr>
+          <w:p>
+            <w:pPr>
+              <w:pStyle w:val="Compact"/>
+              <w:wordWrap w:val="1"/>
             </w:pPr>
             <w:r>
               <w:t xml:space="preserve">ISO.04.xx.xx</w:t>
@@ -3104,7 +3118,7 @@
         </w:trPr>
         <w:tc>
           <w:tcPr>
-            <w:tcW w:w="2460" w:type="dxa"/>
+            <w:tcW w:w="3000" w:type="dxa"/>
             <w:tcMar>
               <w:top w:w="60" w:type="dxa"/>
               <w:left w:w="120" w:type="dxa"/>
@@ -3125,7 +3139,7 @@
         </w:tc>
         <w:tc>
           <w:tcPr>
-            <w:tcW w:w="6328" w:type="dxa"/>
+            <w:tcW w:w="5788" w:type="dxa"/>
             <w:tcMar>
               <w:top w:w="60" w:type="dxa"/>
               <w:left w:w="120" w:type="dxa"/>
@@ -3147,9 +3161,7 @@
       </w:tr>
       <w:tr>
         <w:tc>
-          <w:tcPr>
-            <w:tcW w:w="2460" w:type="dxa"/>
-          </w:tcPr>
+          <w:tcPr/>
           <w:p>
             <w:pPr>
               <w:pStyle w:val="Compact"/>
@@ -3161,7 +3173,7 @@
         </w:tc>
         <w:tc>
           <w:tcPr>
-            <w:tcW w:w="6328" w:type="dxa"/>
+            <w:tcW w:w="5788" w:type="dxa"/>
             <w:tcMar>
               <w:top w:w="60" w:type="dxa"/>
               <w:left w:w="120" w:type="dxa"/>
@@ -3194,6 +3206,7 @@
         </w:tc>
         <w:tc>
           <w:tcPr>
+            <w:tcW w:w="5788" w:type="dxa"/>
             <w:tcMar>
               <w:top w:w="60" w:type="dxa"/>
               <w:left w:w="120" w:type="dxa"/>
@@ -3225,9 +3238,7 @@
           </w:p>
         </w:tc>
         <w:tc>
-          <w:tcPr>
-            <w:tcW w:w="6328" w:type="dxa"/>
-          </w:tcPr>
+          <w:tcPr/>
           <w:p>
             <w:pPr>
               <w:pStyle w:val="Compact"/>
@@ -3240,19 +3251,10 @@
       </w:tr>
       <w:tr>
         <w:tc>
-          <w:tcPr>
-            <w:tcW w:w="2460" w:type="dxa"/>
-            <w:tcMar>
-              <w:top w:w="60" w:type="dxa"/>
-              <w:left w:w="120" w:type="dxa"/>
-              <w:bottom w:w="60" w:type="dxa"/>
-              <w:right w:w="120" w:type="dxa"/>
-            </w:tcMar>
-          </w:tcPr>
-          <w:p>
-            <w:pPr>
-              <w:pStyle w:val="Compact"/>
-              <w:wordWrap w:val="1"/>
+          <w:tcPr/>
+          <w:p>
+            <w:pPr>
+              <w:pStyle w:val="Compact"/>
             </w:pPr>
             <w:r>
               <w:t xml:space="preserve">폐기</w:t>
@@ -3261,6 +3263,7 @@
         </w:tc>
         <w:tc>
           <w:tcPr>
+            <w:tcW w:w="5788" w:type="dxa"/>
             <w:tcMar>
               <w:top w:w="60" w:type="dxa"/>
               <w:left w:w="120" w:type="dxa"/>
@@ -3311,206 +3314,322 @@
         <w:t xml:space="preserve">7.1 문서 작성 절차</w:t>
       </w:r>
     </w:p>
-    <w:p>
-      <w:pPr>
-        <w:pStyle w:val="SourceCode"/>
-      </w:pPr>
-      <w:r>
-        <w:rPr>
-          <w:rStyle w:val="VerbatimChar"/>
-        </w:rPr>
-        <w:t xml:space="preserve">문서 작성 필요 인식</w:t>
-      </w:r>
-      <w:r>
-        <w:br/>
-      </w:r>
-      <w:r>
-        <w:rPr>
-          <w:rStyle w:val="VerbatimChar"/>
-        </w:rPr>
-        <w:t xml:space="preserve">    │</w:t>
-      </w:r>
-      <w:r>
-        <w:br/>
-      </w:r>
-      <w:r>
-        <w:rPr>
-          <w:rStyle w:val="VerbatimChar"/>
-        </w:rPr>
-        <w:t xml:space="preserve">    ▼</w:t>
-      </w:r>
-      <w:r>
-        <w:br/>
-      </w:r>
-      <w:r>
-        <w:rPr>
-          <w:rStyle w:val="VerbatimChar"/>
-        </w:rPr>
-        <w:t xml:space="preserve">① 문서변경요청서(DCR) 작성 ──→ 신규 작성 또는 개정 사유 기술</w:t>
-      </w:r>
-      <w:r>
-        <w:br/>
-      </w:r>
-      <w:r>
-        <w:rPr>
-          <w:rStyle w:val="VerbatimChar"/>
-        </w:rPr>
-        <w:t xml:space="preserve">    │</w:t>
-      </w:r>
-      <w:r>
-        <w:br/>
-      </w:r>
-      <w:r>
-        <w:rPr>
-          <w:rStyle w:val="VerbatimChar"/>
-        </w:rPr>
-        <w:t xml:space="preserve">    ▼</w:t>
-      </w:r>
-      <w:r>
-        <w:br/>
-      </w:r>
-      <w:r>
-        <w:rPr>
-          <w:rStyle w:val="VerbatimChar"/>
-        </w:rPr>
-        <w:t xml:space="preserve">② 문서 초안 작성 ──→ 문서번호 규칙 준수, 표준 양식 사용</w:t>
-      </w:r>
-      <w:r>
-        <w:br/>
-      </w:r>
-      <w:r>
-        <w:rPr>
-          <w:rStyle w:val="VerbatimChar"/>
-        </w:rPr>
-        <w:t xml:space="preserve">    │</w:t>
-      </w:r>
-      <w:r>
-        <w:br/>
-      </w:r>
-      <w:r>
-        <w:rPr>
-          <w:rStyle w:val="VerbatimChar"/>
-        </w:rPr>
-        <w:t xml:space="preserve">    ▼</w:t>
-      </w:r>
-      <w:r>
-        <w:br/>
-      </w:r>
-      <w:r>
-        <w:rPr>
-          <w:rStyle w:val="VerbatimChar"/>
-        </w:rPr>
-        <w:t xml:space="preserve">③ 검토 (Review) ──→ 관련 부서 합의, 적합성/충족성 확인</w:t>
-      </w:r>
-      <w:r>
-        <w:br/>
-      </w:r>
-      <w:r>
-        <w:rPr>
-          <w:rStyle w:val="VerbatimChar"/>
-        </w:rPr>
-        <w:t xml:space="preserve">    │                  (형상관리 대상 문서: CCB 검토 필수)</w:t>
-      </w:r>
-      <w:r>
-        <w:br/>
-      </w:r>
-      <w:r>
-        <w:rPr>
-          <w:rStyle w:val="VerbatimChar"/>
-        </w:rPr>
-        <w:t xml:space="preserve">    ▼</w:t>
-      </w:r>
-      <w:r>
-        <w:br/>
-      </w:r>
-      <w:r>
-        <w:rPr>
-          <w:rStyle w:val="VerbatimChar"/>
-        </w:rPr>
-        <w:t xml:space="preserve">④ 승인 (Approval) ──→ 계층별 승인권자 서명</w:t>
-      </w:r>
-      <w:r>
-        <w:br/>
-      </w:r>
-      <w:r>
-        <w:rPr>
-          <w:rStyle w:val="VerbatimChar"/>
-        </w:rPr>
-        <w:t xml:space="preserve">    │</w:t>
-      </w:r>
-      <w:r>
-        <w:br/>
-      </w:r>
-      <w:r>
-        <w:rPr>
-          <w:rStyle w:val="VerbatimChar"/>
-        </w:rPr>
-        <w:t xml:space="preserve">    ▼</w:t>
-      </w:r>
-      <w:r>
-        <w:br/>
-      </w:r>
-      <w:r>
-        <w:rPr>
-          <w:rStyle w:val="VerbatimChar"/>
-        </w:rPr>
-        <w:t xml:space="preserve">⑤ DMS 등록 ──→ 문서 마스터 등록, 마스터 리스트 갱신</w:t>
-      </w:r>
-      <w:r>
-        <w:br/>
-      </w:r>
-      <w:r>
-        <w:rPr>
-          <w:rStyle w:val="VerbatimChar"/>
-        </w:rPr>
-        <w:t xml:space="preserve">    │</w:t>
-      </w:r>
-      <w:r>
-        <w:br/>
-      </w:r>
-      <w:r>
-        <w:rPr>
-          <w:rStyle w:val="VerbatimChar"/>
-        </w:rPr>
-        <w:t xml:space="preserve">    ▼</w:t>
-      </w:r>
-      <w:r>
-        <w:br/>
-      </w:r>
-      <w:r>
-        <w:rPr>
-          <w:rStyle w:val="VerbatimChar"/>
-        </w:rPr>
-        <w:t xml:space="preserve">⑥ 배포 (Distribution) ──→ 관리본 배포, 구판 회수</w:t>
-      </w:r>
-      <w:r>
-        <w:br/>
-      </w:r>
-      <w:r>
-        <w:rPr>
-          <w:rStyle w:val="VerbatimChar"/>
-        </w:rPr>
-        <w:t xml:space="preserve">    │</w:t>
-      </w:r>
-      <w:r>
-        <w:br/>
-      </w:r>
-      <w:r>
-        <w:rPr>
-          <w:rStyle w:val="VerbatimChar"/>
-        </w:rPr>
-        <w:t xml:space="preserve">    ▼</w:t>
-      </w:r>
-      <w:r>
-        <w:br/>
-      </w:r>
-      <w:r>
-        <w:rPr>
-          <w:rStyle w:val="VerbatimChar"/>
-        </w:rPr>
-        <w:t xml:space="preserve">⑦ 교육/전파 ──→ 해당 인원에게 변경 사항 전달</w:t>
-      </w:r>
-    </w:p>
+    <w:tbl>
+      <w:tblPr>
+        <w:tblLook w:firstColumn="1" w:firstRow="1" w:lastColumn="0" w:lastRow="0" w:noHBand="0" w:noVBand="1" w:val="04A0"/>
+        <w:tblW w:w="8788" w:type="dxa"/>
+        <w:tblBorders>
+          <w:top w:val="single" w:sz="4" w:color="2E74B5" w:space="0"/>
+          <w:left w:val="single" w:sz="4" w:color="2E74B5" w:space="0"/>
+          <w:bottom w:val="single" w:sz="4" w:color="2E74B5" w:space="0"/>
+          <w:right w:val="single" w:sz="4" w:color="2E74B5" w:space="0"/>
+          <w:insideH w:val="single" w:sz="4" w:color="BDD7EE" w:space="0"/>
+          <w:insideV w:val="single" w:sz="2" w:color="D9D9D9" w:space="0"/>
+        </w:tblBorders>
+      </w:tblPr>
+      <w:tblGrid>
+        <w:gridCol w:w="8788"/>
+      </w:tblGrid>
+      <w:tr>
+        <w:tc>
+          <w:tcPr>
+            <w:tcW w:w="8788" w:type="dxa"/>
+            <w:tcMar>
+              <w:top w:w="80" w:type="dxa"/>
+              <w:left w:w="140" w:type="dxa"/>
+              <w:bottom w:w="80" w:type="dxa"/>
+              <w:right w:w="140" w:type="dxa"/>
+            </w:tcMar>
+          </w:tcPr>
+          <w:p>
+            <w:pPr>
+              <w:spacing w:before="0" w:after="0" w:line="240" w:lineRule="auto"/>
+            </w:pPr>
+            <w:r>
+              <w:rPr>
+                <w:rFonts w:ascii="Courier New" w:hAnsi="Courier New" w:eastAsia="NanumGothicCoding"/>
+                <w:sz w:val="18"/>
+                <w:szCs w:val="18"/>
+              </w:rPr>
+              <w:t xml:space="preserve">문서 작성 필요 인식</w:t>
+            </w:r>
+          </w:p>
+          <w:p>
+            <w:pPr>
+              <w:spacing w:before="0" w:after="0" w:line="240" w:lineRule="auto"/>
+            </w:pPr>
+            <w:r>
+              <w:rPr>
+                <w:rFonts w:ascii="Courier New" w:hAnsi="Courier New" w:eastAsia="NanumGothicCoding"/>
+                <w:sz w:val="18"/>
+                <w:szCs w:val="18"/>
+              </w:rPr>
+              <w:t xml:space="preserve">    │</w:t>
+            </w:r>
+          </w:p>
+          <w:p>
+            <w:pPr>
+              <w:spacing w:before="0" w:after="0" w:line="240" w:lineRule="auto"/>
+            </w:pPr>
+            <w:r>
+              <w:rPr>
+                <w:rFonts w:ascii="Courier New" w:hAnsi="Courier New" w:eastAsia="NanumGothicCoding"/>
+                <w:sz w:val="18"/>
+                <w:szCs w:val="18"/>
+              </w:rPr>
+              <w:t xml:space="preserve">    ▼</w:t>
+            </w:r>
+          </w:p>
+          <w:p>
+            <w:pPr>
+              <w:spacing w:before="0" w:after="0" w:line="240" w:lineRule="auto"/>
+            </w:pPr>
+            <w:r>
+              <w:rPr>
+                <w:rFonts w:ascii="Courier New" w:hAnsi="Courier New" w:eastAsia="NanumGothicCoding"/>
+                <w:sz w:val="18"/>
+                <w:szCs w:val="18"/>
+              </w:rPr>
+              <w:t xml:space="preserve">① 문서변경요청서(DCR) 작성 ──→ 신규 작성 또는 개정 사유 기술</w:t>
+            </w:r>
+          </w:p>
+          <w:p>
+            <w:pPr>
+              <w:spacing w:before="0" w:after="0" w:line="240" w:lineRule="auto"/>
+            </w:pPr>
+            <w:r>
+              <w:rPr>
+                <w:rFonts w:ascii="Courier New" w:hAnsi="Courier New" w:eastAsia="NanumGothicCoding"/>
+                <w:sz w:val="18"/>
+                <w:szCs w:val="18"/>
+              </w:rPr>
+              <w:t xml:space="preserve">    │</w:t>
+            </w:r>
+          </w:p>
+          <w:p>
+            <w:pPr>
+              <w:spacing w:before="0" w:after="0" w:line="240" w:lineRule="auto"/>
+            </w:pPr>
+            <w:r>
+              <w:rPr>
+                <w:rFonts w:ascii="Courier New" w:hAnsi="Courier New" w:eastAsia="NanumGothicCoding"/>
+                <w:sz w:val="18"/>
+                <w:szCs w:val="18"/>
+              </w:rPr>
+              <w:t xml:space="preserve">    ▼</w:t>
+            </w:r>
+          </w:p>
+          <w:p>
+            <w:pPr>
+              <w:spacing w:before="0" w:after="0" w:line="240" w:lineRule="auto"/>
+            </w:pPr>
+            <w:r>
+              <w:rPr>
+                <w:rFonts w:ascii="Courier New" w:hAnsi="Courier New" w:eastAsia="NanumGothicCoding"/>
+                <w:sz w:val="18"/>
+                <w:szCs w:val="18"/>
+              </w:rPr>
+              <w:t xml:space="preserve">② 문서 초안 작성 ──→ 문서번호 규칙 준수, 표준 양식 사용</w:t>
+            </w:r>
+          </w:p>
+          <w:p>
+            <w:pPr>
+              <w:spacing w:before="0" w:after="0" w:line="240" w:lineRule="auto"/>
+            </w:pPr>
+            <w:r>
+              <w:rPr>
+                <w:rFonts w:ascii="Courier New" w:hAnsi="Courier New" w:eastAsia="NanumGothicCoding"/>
+                <w:sz w:val="18"/>
+                <w:szCs w:val="18"/>
+              </w:rPr>
+              <w:t xml:space="preserve">    │</w:t>
+            </w:r>
+          </w:p>
+          <w:p>
+            <w:pPr>
+              <w:spacing w:before="0" w:after="0" w:line="240" w:lineRule="auto"/>
+            </w:pPr>
+            <w:r>
+              <w:rPr>
+                <w:rFonts w:ascii="Courier New" w:hAnsi="Courier New" w:eastAsia="NanumGothicCoding"/>
+                <w:sz w:val="18"/>
+                <w:szCs w:val="18"/>
+              </w:rPr>
+              <w:t xml:space="preserve">    ▼</w:t>
+            </w:r>
+          </w:p>
+          <w:p>
+            <w:pPr>
+              <w:spacing w:before="0" w:after="0" w:line="240" w:lineRule="auto"/>
+            </w:pPr>
+            <w:r>
+              <w:rPr>
+                <w:rFonts w:ascii="Courier New" w:hAnsi="Courier New" w:eastAsia="NanumGothicCoding"/>
+                <w:sz w:val="18"/>
+                <w:szCs w:val="18"/>
+              </w:rPr>
+              <w:t xml:space="preserve">③ 검토 (Review) ──→ 관련 부서 합의, 적합성/충족성 확인</w:t>
+            </w:r>
+          </w:p>
+          <w:p>
+            <w:pPr>
+              <w:spacing w:before="0" w:after="0" w:line="240" w:lineRule="auto"/>
+            </w:pPr>
+            <w:r>
+              <w:rPr>
+                <w:rFonts w:ascii="Courier New" w:hAnsi="Courier New" w:eastAsia="NanumGothicCoding"/>
+                <w:sz w:val="18"/>
+                <w:szCs w:val="18"/>
+              </w:rPr>
+              <w:t xml:space="preserve">    │                  (형상관리 대상 문서: CCB 검토 필수)</w:t>
+            </w:r>
+          </w:p>
+          <w:p>
+            <w:pPr>
+              <w:spacing w:before="0" w:after="0" w:line="240" w:lineRule="auto"/>
+            </w:pPr>
+            <w:r>
+              <w:rPr>
+                <w:rFonts w:ascii="Courier New" w:hAnsi="Courier New" w:eastAsia="NanumGothicCoding"/>
+                <w:sz w:val="18"/>
+                <w:szCs w:val="18"/>
+              </w:rPr>
+              <w:t xml:space="preserve">    ▼</w:t>
+            </w:r>
+          </w:p>
+          <w:p>
+            <w:pPr>
+              <w:spacing w:before="0" w:after="0" w:line="240" w:lineRule="auto"/>
+            </w:pPr>
+            <w:r>
+              <w:rPr>
+                <w:rFonts w:ascii="Courier New" w:hAnsi="Courier New" w:eastAsia="NanumGothicCoding"/>
+                <w:sz w:val="18"/>
+                <w:szCs w:val="18"/>
+              </w:rPr>
+              <w:t xml:space="preserve">④ 승인 (Approval) ──→ 계층별 승인권자 서명</w:t>
+            </w:r>
+          </w:p>
+          <w:p>
+            <w:pPr>
+              <w:spacing w:before="0" w:after="0" w:line="240" w:lineRule="auto"/>
+            </w:pPr>
+            <w:r>
+              <w:rPr>
+                <w:rFonts w:ascii="Courier New" w:hAnsi="Courier New" w:eastAsia="NanumGothicCoding"/>
+                <w:sz w:val="18"/>
+                <w:szCs w:val="18"/>
+              </w:rPr>
+              <w:t xml:space="preserve">    │</w:t>
+            </w:r>
+          </w:p>
+          <w:p>
+            <w:pPr>
+              <w:spacing w:before="0" w:after="0" w:line="240" w:lineRule="auto"/>
+            </w:pPr>
+            <w:r>
+              <w:rPr>
+                <w:rFonts w:ascii="Courier New" w:hAnsi="Courier New" w:eastAsia="NanumGothicCoding"/>
+                <w:sz w:val="18"/>
+                <w:szCs w:val="18"/>
+              </w:rPr>
+              <w:t xml:space="preserve">    ▼</w:t>
+            </w:r>
+          </w:p>
+          <w:p>
+            <w:pPr>
+              <w:spacing w:before="0" w:after="0" w:line="240" w:lineRule="auto"/>
+            </w:pPr>
+            <w:r>
+              <w:rPr>
+                <w:rFonts w:ascii="Courier New" w:hAnsi="Courier New" w:eastAsia="NanumGothicCoding"/>
+                <w:sz w:val="18"/>
+                <w:szCs w:val="18"/>
+              </w:rPr>
+              <w:t xml:space="preserve">⑤ DMS 등록 ──→ 문서 마스터 등록, 마스터 리스트 갱신</w:t>
+            </w:r>
+          </w:p>
+          <w:p>
+            <w:pPr>
+              <w:spacing w:before="0" w:after="0" w:line="240" w:lineRule="auto"/>
+            </w:pPr>
+            <w:r>
+              <w:rPr>
+                <w:rFonts w:ascii="Courier New" w:hAnsi="Courier New" w:eastAsia="NanumGothicCoding"/>
+                <w:sz w:val="18"/>
+                <w:szCs w:val="18"/>
+              </w:rPr>
+              <w:t xml:space="preserve">    │</w:t>
+            </w:r>
+          </w:p>
+          <w:p>
+            <w:pPr>
+              <w:spacing w:before="0" w:after="0" w:line="240" w:lineRule="auto"/>
+            </w:pPr>
+            <w:r>
+              <w:rPr>
+                <w:rFonts w:ascii="Courier New" w:hAnsi="Courier New" w:eastAsia="NanumGothicCoding"/>
+                <w:sz w:val="18"/>
+                <w:szCs w:val="18"/>
+              </w:rPr>
+              <w:t xml:space="preserve">    ▼</w:t>
+            </w:r>
+          </w:p>
+          <w:p>
+            <w:pPr>
+              <w:spacing w:before="0" w:after="0" w:line="240" w:lineRule="auto"/>
+            </w:pPr>
+            <w:r>
+              <w:rPr>
+                <w:rFonts w:ascii="Courier New" w:hAnsi="Courier New" w:eastAsia="NanumGothicCoding"/>
+                <w:sz w:val="18"/>
+                <w:szCs w:val="18"/>
+              </w:rPr>
+              <w:t xml:space="preserve">⑥ 배포 (Distribution) ──→ 관리본 배포, 구판 회수</w:t>
+            </w:r>
+          </w:p>
+          <w:p>
+            <w:pPr>
+              <w:spacing w:before="0" w:after="0" w:line="240" w:lineRule="auto"/>
+            </w:pPr>
+            <w:r>
+              <w:rPr>
+                <w:rFonts w:ascii="Courier New" w:hAnsi="Courier New" w:eastAsia="NanumGothicCoding"/>
+                <w:sz w:val="18"/>
+                <w:szCs w:val="18"/>
+              </w:rPr>
+              <w:t xml:space="preserve">    │</w:t>
+            </w:r>
+          </w:p>
+          <w:p>
+            <w:pPr>
+              <w:spacing w:before="0" w:after="0" w:line="240" w:lineRule="auto"/>
+            </w:pPr>
+            <w:r>
+              <w:rPr>
+                <w:rFonts w:ascii="Courier New" w:hAnsi="Courier New" w:eastAsia="NanumGothicCoding"/>
+                <w:sz w:val="18"/>
+                <w:szCs w:val="18"/>
+              </w:rPr>
+              <w:t xml:space="preserve">    ▼</w:t>
+            </w:r>
+          </w:p>
+          <w:p>
+            <w:pPr>
+              <w:spacing w:before="0" w:after="0" w:line="240" w:lineRule="auto"/>
+            </w:pPr>
+            <w:r>
+              <w:rPr>
+                <w:rFonts w:ascii="Courier New" w:hAnsi="Courier New" w:eastAsia="NanumGothicCoding"/>
+                <w:sz w:val="18"/>
+                <w:szCs w:val="18"/>
+              </w:rPr>
+              <w:t xml:space="preserve">⑦ 교육/전파 ──→ 해당 인원에게 변경 사항 전달</w:t>
+            </w:r>
+          </w:p>
+        </w:tc>
+      </w:tr>
+    </w:tbl>
     <w:bookmarkEnd w:id="23"/>
     <w:bookmarkStart w:id="24" w:name="문서-작성-시-필수-포함-사항"/>
     <w:p>
@@ -3553,7 +3672,7 @@
         </w:trPr>
         <w:tc>
           <w:tcPr>
-            <w:tcW w:w="2460" w:type="dxa"/>
+            <w:tcW w:w="2203" w:type="dxa"/>
             <w:tcMar>
               <w:top w:w="60" w:type="dxa"/>
               <w:left w:w="120" w:type="dxa"/>
@@ -3574,7 +3693,7 @@
         </w:tc>
         <w:tc>
           <w:tcPr>
-            <w:tcW w:w="6328" w:type="dxa"/>
+            <w:tcW w:w="6585" w:type="dxa"/>
             <w:tcMar>
               <w:top w:w="60" w:type="dxa"/>
               <w:left w:w="120" w:type="dxa"/>
@@ -3596,9 +3715,7 @@
       </w:tr>
       <w:tr>
         <w:tc>
-          <w:tcPr>
-            <w:tcW w:w="2460" w:type="dxa"/>
-          </w:tcPr>
+          <w:tcPr/>
           <w:p>
             <w:pPr>
               <w:pStyle w:val="Compact"/>
@@ -3610,7 +3727,7 @@
         </w:tc>
         <w:tc>
           <w:tcPr>
-            <w:tcW w:w="6328" w:type="dxa"/>
+            <w:tcW w:w="6585" w:type="dxa"/>
             <w:tcMar>
               <w:top w:w="60" w:type="dxa"/>
               <w:left w:w="120" w:type="dxa"/>
@@ -3643,6 +3760,7 @@
         </w:tc>
         <w:tc>
           <w:tcPr>
+            <w:tcW w:w="6585" w:type="dxa"/>
             <w:tcMar>
               <w:top w:w="60" w:type="dxa"/>
               <w:left w:w="120" w:type="dxa"/>
@@ -3674,9 +3792,7 @@
           </w:p>
         </w:tc>
         <w:tc>
-          <w:tcPr>
-            <w:tcW w:w="6328" w:type="dxa"/>
-          </w:tcPr>
+          <w:tcPr/>
           <w:p>
             <w:pPr>
               <w:pStyle w:val="Compact"/>
@@ -3689,19 +3805,10 @@
       </w:tr>
       <w:tr>
         <w:tc>
-          <w:tcPr>
-            <w:tcW w:w="2460" w:type="dxa"/>
-            <w:tcMar>
-              <w:top w:w="60" w:type="dxa"/>
-              <w:left w:w="120" w:type="dxa"/>
-              <w:bottom w:w="60" w:type="dxa"/>
-              <w:right w:w="120" w:type="dxa"/>
-            </w:tcMar>
-          </w:tcPr>
-          <w:p>
-            <w:pPr>
-              <w:pStyle w:val="Compact"/>
-              <w:wordWrap w:val="1"/>
+          <w:tcPr/>
+          <w:p>
+            <w:pPr>
+              <w:pStyle w:val="Compact"/>
             </w:pPr>
             <w:r>
               <w:t xml:space="preserve">제정일/개정일</w:t>
@@ -3709,10 +3816,19 @@
           </w:p>
         </w:tc>
         <w:tc>
-          <w:tcPr/>
-          <w:p>
-            <w:pPr>
-              <w:pStyle w:val="Compact"/>
+          <w:tcPr>
+            <w:tcW w:w="6585" w:type="dxa"/>
+            <w:tcMar>
+              <w:top w:w="60" w:type="dxa"/>
+              <w:left w:w="120" w:type="dxa"/>
+              <w:bottom w:w="60" w:type="dxa"/>
+              <w:right w:w="120" w:type="dxa"/>
+            </w:tcMar>
+          </w:tcPr>
+          <w:p>
+            <w:pPr>
+              <w:pStyle w:val="Compact"/>
+              <w:wordWrap w:val="1"/>
             </w:pPr>
             <w:r>
               <w:t xml:space="preserve">승인 완료일 기준</w:t>
@@ -3800,18 +3916,10 @@
       </w:tr>
       <w:tr>
         <w:tc>
-          <w:tcPr>
-            <w:tcMar>
-              <w:top w:w="60" w:type="dxa"/>
-              <w:left w:w="120" w:type="dxa"/>
-              <w:bottom w:w="60" w:type="dxa"/>
-              <w:right w:w="120" w:type="dxa"/>
-            </w:tcMar>
-          </w:tcPr>
-          <w:p>
-            <w:pPr>
-              <w:pStyle w:val="Compact"/>
-              <w:wordWrap w:val="1"/>
+          <w:tcPr/>
+          <w:p>
+            <w:pPr>
+              <w:pStyle w:val="Compact"/>
             </w:pPr>
             <w:r>
               <w:t xml:space="preserve">적용 규격</w:t>
@@ -3819,18 +3927,10 @@
           </w:p>
         </w:tc>
         <w:tc>
-          <w:tcPr>
-            <w:tcMar>
-              <w:top w:w="60" w:type="dxa"/>
-              <w:left w:w="120" w:type="dxa"/>
-              <w:bottom w:w="60" w:type="dxa"/>
-              <w:right w:w="120" w:type="dxa"/>
-            </w:tcMar>
-          </w:tcPr>
-          <w:p>
-            <w:pPr>
-              <w:pStyle w:val="Compact"/>
-              <w:wordWrap w:val="1"/>
+          <w:tcPr/>
+          <w:p>
+            <w:pPr>
+              <w:pStyle w:val="Compact"/>
             </w:pPr>
             <w:r>
               <w:t xml:space="preserve">해당 AS9100D 조항 명시</w:t>
@@ -4532,7 +4632,7 @@
         </w:trPr>
         <w:tc>
           <w:tcPr>
-            <w:tcW w:w="2460" w:type="dxa"/>
+            <w:tcW w:w="2658" w:type="dxa"/>
             <w:tcMar>
               <w:top w:w="60" w:type="dxa"/>
               <w:left w:w="120" w:type="dxa"/>
@@ -4553,7 +4653,7 @@
         </w:tc>
         <w:tc>
           <w:tcPr>
-            <w:tcW w:w="6328" w:type="dxa"/>
+            <w:tcW w:w="6130" w:type="dxa"/>
             <w:tcMar>
               <w:top w:w="60" w:type="dxa"/>
               <w:left w:w="120" w:type="dxa"/>
@@ -4575,9 +4675,7 @@
       </w:tr>
       <w:tr>
         <w:tc>
-          <w:tcPr>
-            <w:tcW w:w="2460" w:type="dxa"/>
-          </w:tcPr>
+          <w:tcPr/>
           <w:p>
             <w:pPr>
               <w:pStyle w:val="Compact"/>
@@ -4593,7 +4691,7 @@
         </w:tc>
         <w:tc>
           <w:tcPr>
-            <w:tcW w:w="6328" w:type="dxa"/>
+            <w:tcW w:w="6130" w:type="dxa"/>
             <w:tcMar>
               <w:top w:w="60" w:type="dxa"/>
               <w:left w:w="120" w:type="dxa"/>
@@ -4642,6 +4740,7 @@
         </w:tc>
         <w:tc>
           <w:tcPr>
+            <w:tcW w:w="6130" w:type="dxa"/>
             <w:tcMar>
               <w:top w:w="60" w:type="dxa"/>
               <w:left w:w="120" w:type="dxa"/>
@@ -4674,18 +4773,10 @@
       </w:tr>
       <w:tr>
         <w:tc>
-          <w:tcPr>
-            <w:tcMar>
-              <w:top w:w="60" w:type="dxa"/>
-              <w:left w:w="120" w:type="dxa"/>
-              <w:bottom w:w="60" w:type="dxa"/>
-              <w:right w:w="120" w:type="dxa"/>
-            </w:tcMar>
-          </w:tcPr>
-          <w:p>
-            <w:pPr>
-              <w:pStyle w:val="Compact"/>
-              <w:wordWrap w:val="1"/>
+          <w:tcPr/>
+          <w:p>
+            <w:pPr>
+              <w:pStyle w:val="Compact"/>
             </w:pPr>
             <w:r>
               <w:rPr>
@@ -4698,7 +4789,6 @@
         </w:tc>
         <w:tc>
           <w:tcPr>
-            <w:tcW w:w="6328" w:type="dxa"/>
             <w:tcMar>
               <w:top w:w="60" w:type="dxa"/>
               <w:left w:w="120" w:type="dxa"/>
@@ -4764,7 +4854,7 @@
         </w:trPr>
         <w:tc>
           <w:tcPr>
-            <w:tcW w:w="2460" w:type="dxa"/>
+            <w:tcW w:w="2203" w:type="dxa"/>
             <w:tcMar>
               <w:top w:w="60" w:type="dxa"/>
               <w:left w:w="120" w:type="dxa"/>
@@ -4785,7 +4875,7 @@
         </w:tc>
         <w:tc>
           <w:tcPr>
-            <w:tcW w:w="6328" w:type="dxa"/>
+            <w:tcW w:w="6585" w:type="dxa"/>
             <w:tcMar>
               <w:top w:w="60" w:type="dxa"/>
               <w:left w:w="120" w:type="dxa"/>
@@ -4808,11 +4898,17 @@
       <w:tr>
         <w:tc>
           <w:tcPr>
-            <w:tcW w:w="2460" w:type="dxa"/>
-          </w:tcPr>
-          <w:p>
-            <w:pPr>
-              <w:pStyle w:val="Compact"/>
+            <w:tcMar>
+              <w:top w:w="60" w:type="dxa"/>
+              <w:left w:w="120" w:type="dxa"/>
+              <w:bottom w:w="60" w:type="dxa"/>
+              <w:right w:w="120" w:type="dxa"/>
+            </w:tcMar>
+          </w:tcPr>
+          <w:p>
+            <w:pPr>
+              <w:pStyle w:val="Compact"/>
+              <w:wordWrap w:val="1"/>
             </w:pPr>
             <w:r>
               <w:t xml:space="preserve">대표이사/QMR</w:t>
@@ -4821,7 +4917,7 @@
         </w:tc>
         <w:tc>
           <w:tcPr>
-            <w:tcW w:w="6328" w:type="dxa"/>
+            <w:tcW w:w="6585" w:type="dxa"/>
             <w:tcMar>
               <w:top w:w="60" w:type="dxa"/>
               <w:left w:w="120" w:type="dxa"/>
@@ -4854,6 +4950,7 @@
         </w:tc>
         <w:tc>
           <w:tcPr>
+            <w:tcW w:w="6585" w:type="dxa"/>
             <w:tcMar>
               <w:top w:w="60" w:type="dxa"/>
               <w:left w:w="120" w:type="dxa"/>
@@ -4874,10 +4971,18 @@
       </w:tr>
       <w:tr>
         <w:tc>
-          <w:tcPr/>
-          <w:p>
-            <w:pPr>
-              <w:pStyle w:val="Compact"/>
+          <w:tcPr>
+            <w:tcMar>
+              <w:top w:w="60" w:type="dxa"/>
+              <w:left w:w="120" w:type="dxa"/>
+              <w:bottom w:w="60" w:type="dxa"/>
+              <w:right w:w="120" w:type="dxa"/>
+            </w:tcMar>
+          </w:tcPr>
+          <w:p>
+            <w:pPr>
+              <w:pStyle w:val="Compact"/>
+              <w:wordWrap w:val="1"/>
             </w:pPr>
             <w:r>
               <w:t xml:space="preserve">담당자</w:t>
@@ -4885,9 +4990,7 @@
           </w:p>
         </w:tc>
         <w:tc>
-          <w:tcPr>
-            <w:tcW w:w="6328" w:type="dxa"/>
-          </w:tcPr>
+          <w:tcPr/>
           <w:p>
             <w:pPr>
               <w:pStyle w:val="Compact"/>
@@ -4900,19 +5003,10 @@
       </w:tr>
       <w:tr>
         <w:tc>
-          <w:tcPr>
-            <w:tcW w:w="2460" w:type="dxa"/>
-            <w:tcMar>
-              <w:top w:w="60" w:type="dxa"/>
-              <w:left w:w="120" w:type="dxa"/>
-              <w:bottom w:w="60" w:type="dxa"/>
-              <w:right w:w="120" w:type="dxa"/>
-            </w:tcMar>
-          </w:tcPr>
-          <w:p>
-            <w:pPr>
-              <w:pStyle w:val="Compact"/>
-              <w:wordWrap w:val="1"/>
+          <w:tcPr/>
+          <w:p>
+            <w:pPr>
+              <w:pStyle w:val="Compact"/>
             </w:pPr>
             <w:r>
               <w:t xml:space="preserve">고객/인증기관</w:t>
@@ -4920,10 +5014,19 @@
           </w:p>
         </w:tc>
         <w:tc>
-          <w:tcPr/>
-          <w:p>
-            <w:pPr>
-              <w:pStyle w:val="Compact"/>
+          <w:tcPr>
+            <w:tcW w:w="6585" w:type="dxa"/>
+            <w:tcMar>
+              <w:top w:w="60" w:type="dxa"/>
+              <w:left w:w="120" w:type="dxa"/>
+              <w:bottom w:w="60" w:type="dxa"/>
+              <w:right w:w="120" w:type="dxa"/>
+            </w:tcMar>
+          </w:tcPr>
+          <w:p>
+            <w:pPr>
+              <w:pStyle w:val="Compact"/>
+              <w:wordWrap w:val="1"/>
             </w:pPr>
             <w:r>
               <w:t xml:space="preserve">사전 승인된 문서에 한해 읽기 (항공우주 요구사항)</w:t>
@@ -4933,18 +5036,10 @@
       </w:tr>
       <w:tr>
         <w:tc>
-          <w:tcPr>
-            <w:tcMar>
-              <w:top w:w="60" w:type="dxa"/>
-              <w:left w:w="120" w:type="dxa"/>
-              <w:bottom w:w="60" w:type="dxa"/>
-              <w:right w:w="120" w:type="dxa"/>
-            </w:tcMar>
-          </w:tcPr>
-          <w:p>
-            <w:pPr>
-              <w:pStyle w:val="Compact"/>
-              <w:wordWrap w:val="1"/>
+          <w:tcPr/>
+          <w:p>
+            <w:pPr>
+              <w:pStyle w:val="Compact"/>
             </w:pPr>
             <w:r>
               <w:t xml:space="preserve">외부 공급자</w:t>
@@ -4952,18 +5047,10 @@
           </w:p>
         </w:tc>
         <w:tc>
-          <w:tcPr>
-            <w:tcMar>
-              <w:top w:w="60" w:type="dxa"/>
-              <w:left w:w="120" w:type="dxa"/>
-              <w:bottom w:w="60" w:type="dxa"/>
-              <w:right w:w="120" w:type="dxa"/>
-            </w:tcMar>
-          </w:tcPr>
-          <w:p>
-            <w:pPr>
-              <w:pStyle w:val="Compact"/>
-              <w:wordWrap w:val="1"/>
+          <w:tcPr/>
+          <w:p>
+            <w:pPr>
+              <w:pStyle w:val="Compact"/>
             </w:pPr>
             <w:r>
               <w:t xml:space="preserve">해당 공급자 관련 사양/도면에 한해 읽기</w:t>
@@ -5007,7 +5094,7 @@
         </w:trPr>
         <w:tc>
           <w:tcPr>
-            <w:tcW w:w="2460" w:type="dxa"/>
+            <w:tcW w:w="2216" w:type="dxa"/>
             <w:tcMar>
               <w:top w:w="60" w:type="dxa"/>
               <w:left w:w="120" w:type="dxa"/>
@@ -5028,7 +5115,7 @@
         </w:tc>
         <w:tc>
           <w:tcPr>
-            <w:tcW w:w="6328" w:type="dxa"/>
+            <w:tcW w:w="6572" w:type="dxa"/>
             <w:tcMar>
               <w:top w:w="60" w:type="dxa"/>
               <w:left w:w="120" w:type="dxa"/>
@@ -5050,9 +5137,7 @@
       </w:tr>
       <w:tr>
         <w:tc>
-          <w:tcPr>
-            <w:tcW w:w="2460" w:type="dxa"/>
-          </w:tcPr>
+          <w:tcPr/>
           <w:p>
             <w:pPr>
               <w:pStyle w:val="Compact"/>
@@ -5064,7 +5149,7 @@
         </w:tc>
         <w:tc>
           <w:tcPr>
-            <w:tcW w:w="6328" w:type="dxa"/>
+            <w:tcW w:w="6572" w:type="dxa"/>
             <w:tcMar>
               <w:top w:w="60" w:type="dxa"/>
               <w:left w:w="120" w:type="dxa"/>
@@ -5097,6 +5182,7 @@
         </w:tc>
         <w:tc>
           <w:tcPr>
+            <w:tcW w:w="6572" w:type="dxa"/>
             <w:tcMar>
               <w:top w:w="60" w:type="dxa"/>
               <w:left w:w="120" w:type="dxa"/>
@@ -5128,9 +5214,7 @@
           </w:p>
         </w:tc>
         <w:tc>
-          <w:tcPr>
-            <w:tcW w:w="6328" w:type="dxa"/>
-          </w:tcPr>
+          <w:tcPr/>
           <w:p>
             <w:pPr>
               <w:pStyle w:val="Compact"/>
@@ -5149,19 +5233,10 @@
       </w:tr>
       <w:tr>
         <w:tc>
-          <w:tcPr>
-            <w:tcW w:w="2460" w:type="dxa"/>
-            <w:tcMar>
-              <w:top w:w="60" w:type="dxa"/>
-              <w:left w:w="120" w:type="dxa"/>
-              <w:bottom w:w="60" w:type="dxa"/>
-              <w:right w:w="120" w:type="dxa"/>
-            </w:tcMar>
-          </w:tcPr>
-          <w:p>
-            <w:pPr>
-              <w:pStyle w:val="Compact"/>
-              <w:wordWrap w:val="1"/>
+          <w:tcPr/>
+          <w:p>
+            <w:pPr>
+              <w:pStyle w:val="Compact"/>
             </w:pPr>
             <w:r>
               <w:t xml:space="preserve">백업 주기</w:t>
@@ -5170,6 +5245,7 @@
         </w:tc>
         <w:tc>
           <w:tcPr>
+            <w:tcW w:w="6572" w:type="dxa"/>
             <w:tcMar>
               <w:top w:w="60" w:type="dxa"/>
               <w:left w:w="120" w:type="dxa"/>
@@ -5224,7 +5300,7 @@
         </w:trPr>
         <w:tc>
           <w:tcPr>
-            <w:tcW w:w="2460" w:type="dxa"/>
+            <w:tcW w:w="3000" w:type="dxa"/>
             <w:tcMar>
               <w:top w:w="60" w:type="dxa"/>
               <w:left w:w="120" w:type="dxa"/>
@@ -5245,7 +5321,7 @@
         </w:tc>
         <w:tc>
           <w:tcPr>
-            <w:tcW w:w="6328" w:type="dxa"/>
+            <w:tcW w:w="5788" w:type="dxa"/>
             <w:tcMar>
               <w:top w:w="60" w:type="dxa"/>
               <w:left w:w="120" w:type="dxa"/>
@@ -5267,9 +5343,7 @@
       </w:tr>
       <w:tr>
         <w:tc>
-          <w:tcPr>
-            <w:tcW w:w="2460" w:type="dxa"/>
-          </w:tcPr>
+          <w:tcPr/>
           <w:p>
             <w:pPr>
               <w:pStyle w:val="Compact"/>
@@ -5281,7 +5355,7 @@
         </w:tc>
         <w:tc>
           <w:tcPr>
-            <w:tcW w:w="6328" w:type="dxa"/>
+            <w:tcW w:w="5788" w:type="dxa"/>
             <w:tcMar>
               <w:top w:w="60" w:type="dxa"/>
               <w:left w:w="120" w:type="dxa"/>
@@ -5314,6 +5388,7 @@
         </w:tc>
         <w:tc>
           <w:tcPr>
+            <w:tcW w:w="5788" w:type="dxa"/>
             <w:tcMar>
               <w:top w:w="60" w:type="dxa"/>
               <w:left w:w="120" w:type="dxa"/>
@@ -5345,9 +5420,7 @@
           </w:p>
         </w:tc>
         <w:tc>
-          <w:tcPr>
-            <w:tcW w:w="6328" w:type="dxa"/>
-          </w:tcPr>
+          <w:tcPr/>
           <w:p>
             <w:pPr>
               <w:pStyle w:val="Compact"/>
@@ -5360,19 +5433,10 @@
       </w:tr>
       <w:tr>
         <w:tc>
-          <w:tcPr>
-            <w:tcW w:w="2460" w:type="dxa"/>
-            <w:tcMar>
-              <w:top w:w="60" w:type="dxa"/>
-              <w:left w:w="120" w:type="dxa"/>
-              <w:bottom w:w="60" w:type="dxa"/>
-              <w:right w:w="120" w:type="dxa"/>
-            </w:tcMar>
-          </w:tcPr>
-          <w:p>
-            <w:pPr>
-              <w:pStyle w:val="Compact"/>
-              <w:wordWrap w:val="1"/>
+          <w:tcPr/>
+          <w:p>
+            <w:pPr>
+              <w:pStyle w:val="Compact"/>
             </w:pPr>
             <w:r>
               <w:t xml:space="preserve">법적/규제 요구사항</w:t>
@@ -5381,6 +5445,7 @@
         </w:tc>
         <w:tc>
           <w:tcPr>
+            <w:tcW w:w="5788" w:type="dxa"/>
             <w:tcMar>
               <w:top w:w="60" w:type="dxa"/>
               <w:left w:w="120" w:type="dxa"/>
@@ -6389,7 +6454,7 @@
         </w:trPr>
         <w:tc>
           <w:tcPr>
-            <w:tcW w:w="2460" w:type="dxa"/>
+            <w:tcW w:w="2398" w:type="dxa"/>
             <w:tcMar>
               <w:top w:w="60" w:type="dxa"/>
               <w:left w:w="120" w:type="dxa"/>
@@ -6410,7 +6475,7 @@
         </w:tc>
         <w:tc>
           <w:tcPr>
-            <w:tcW w:w="6328" w:type="dxa"/>
+            <w:tcW w:w="6390" w:type="dxa"/>
             <w:tcMar>
               <w:top w:w="60" w:type="dxa"/>
               <w:left w:w="120" w:type="dxa"/>
@@ -6432,9 +6497,7 @@
       </w:tr>
       <w:tr>
         <w:tc>
-          <w:tcPr>
-            <w:tcW w:w="2460" w:type="dxa"/>
-          </w:tcPr>
+          <w:tcPr/>
           <w:p>
             <w:pPr>
               <w:pStyle w:val="Compact"/>
@@ -6446,7 +6509,7 @@
         </w:tc>
         <w:tc>
           <w:tcPr>
-            <w:tcW w:w="6328" w:type="dxa"/>
+            <w:tcW w:w="6390" w:type="dxa"/>
             <w:tcMar>
               <w:top w:w="60" w:type="dxa"/>
               <w:left w:w="120" w:type="dxa"/>
@@ -6479,6 +6542,7 @@
         </w:tc>
         <w:tc>
           <w:tcPr>
+            <w:tcW w:w="6390" w:type="dxa"/>
             <w:tcMar>
               <w:top w:w="60" w:type="dxa"/>
               <w:left w:w="120" w:type="dxa"/>
@@ -6499,18 +6563,10 @@
       </w:tr>
       <w:tr>
         <w:tc>
-          <w:tcPr>
-            <w:tcMar>
-              <w:top w:w="60" w:type="dxa"/>
-              <w:left w:w="120" w:type="dxa"/>
-              <w:bottom w:w="60" w:type="dxa"/>
-              <w:right w:w="120" w:type="dxa"/>
-            </w:tcMar>
-          </w:tcPr>
-          <w:p>
-            <w:pPr>
-              <w:pStyle w:val="Compact"/>
-              <w:wordWrap w:val="1"/>
+          <w:tcPr/>
+          <w:p>
+            <w:pPr>
+              <w:pStyle w:val="Compact"/>
             </w:pPr>
             <w:r>
               <w:t xml:space="preserve">접근 기록</w:t>
@@ -6519,7 +6575,6 @@
         </w:tc>
         <w:tc>
           <w:tcPr>
-            <w:tcW w:w="6328" w:type="dxa"/>
             <w:tcMar>
               <w:top w:w="60" w:type="dxa"/>
               <w:left w:w="120" w:type="dxa"/>
@@ -6694,7 +6749,7 @@
         </w:trPr>
         <w:tc>
           <w:tcPr>
-            <w:tcW w:w="2460" w:type="dxa"/>
+            <w:tcW w:w="3000" w:type="dxa"/>
             <w:tcMar>
               <w:top w:w="60" w:type="dxa"/>
               <w:left w:w="120" w:type="dxa"/>
@@ -6715,7 +6770,7 @@
         </w:tc>
         <w:tc>
           <w:tcPr>
-            <w:tcW w:w="6328" w:type="dxa"/>
+            <w:tcW w:w="5788" w:type="dxa"/>
             <w:tcMar>
               <w:top w:w="60" w:type="dxa"/>
               <w:left w:w="120" w:type="dxa"/>
@@ -6737,9 +6792,7 @@
       </w:tr>
       <w:tr>
         <w:tc>
-          <w:tcPr>
-            <w:tcW w:w="2460" w:type="dxa"/>
-          </w:tcPr>
+          <w:tcPr/>
           <w:p>
             <w:pPr>
               <w:pStyle w:val="Compact"/>
@@ -6751,7 +6804,7 @@
         </w:tc>
         <w:tc>
           <w:tcPr>
-            <w:tcW w:w="6328" w:type="dxa"/>
+            <w:tcW w:w="5788" w:type="dxa"/>
             <w:tcMar>
               <w:top w:w="60" w:type="dxa"/>
               <w:left w:w="120" w:type="dxa"/>
@@ -6784,6 +6837,7 @@
         </w:tc>
         <w:tc>
           <w:tcPr>
+            <w:tcW w:w="5788" w:type="dxa"/>
             <w:tcMar>
               <w:top w:w="60" w:type="dxa"/>
               <w:left w:w="120" w:type="dxa"/>
@@ -6804,18 +6858,10 @@
       </w:tr>
       <w:tr>
         <w:tc>
-          <w:tcPr>
-            <w:tcMar>
-              <w:top w:w="60" w:type="dxa"/>
-              <w:left w:w="120" w:type="dxa"/>
-              <w:bottom w:w="60" w:type="dxa"/>
-              <w:right w:w="120" w:type="dxa"/>
-            </w:tcMar>
-          </w:tcPr>
-          <w:p>
-            <w:pPr>
-              <w:pStyle w:val="Compact"/>
-              <w:wordWrap w:val="1"/>
+          <w:tcPr/>
+          <w:p>
+            <w:pPr>
+              <w:pStyle w:val="Compact"/>
             </w:pPr>
             <w:r>
               <w:t xml:space="preserve">NDT 기록</w:t>
@@ -6824,7 +6870,6 @@
         </w:tc>
         <w:tc>
           <w:tcPr>
-            <w:tcW w:w="6328" w:type="dxa"/>
             <w:tcMar>
               <w:top w:w="60" w:type="dxa"/>
               <w:left w:w="120" w:type="dxa"/>
@@ -6895,7 +6940,6 @@
               <w:bottom w:w="60" w:type="dxa"/>
               <w:right w:w="120" w:type="dxa"/>
             </w:tcMar>
-            <w:shd w:val="clear" w:color="auto" w:fill="DEEAF1"/>
           </w:tcPr>
           <w:p>
             <w:pPr>
@@ -6915,7 +6959,6 @@
               <w:bottom w:w="60" w:type="dxa"/>
               <w:right w:w="120" w:type="dxa"/>
             </w:tcMar>
-            <w:shd w:val="clear" w:color="auto" w:fill="DEEAF1"/>
           </w:tcPr>
           <w:p>
             <w:pPr>
@@ -6935,7 +6978,6 @@
               <w:bottom w:w="60" w:type="dxa"/>
               <w:right w:w="120" w:type="dxa"/>
             </w:tcMar>
-            <w:shd w:val="clear" w:color="auto" w:fill="DEEAF1"/>
           </w:tcPr>
           <w:p>
             <w:pPr>
@@ -7437,341 +7479,517 @@
         <w:t xml:space="preserve">부록 A: 문서 작성/개정 프로세스 흐름도</w:t>
       </w:r>
     </w:p>
-    <w:p>
-      <w:pPr>
-        <w:pStyle w:val="SourceCode"/>
-      </w:pPr>
-      <w:r>
-        <w:rPr>
-          <w:rStyle w:val="VerbatimChar"/>
-        </w:rPr>
-        <w:t xml:space="preserve">┌──────────────┐     ┌──────────────┐     ┌──────────────┐</w:t>
-      </w:r>
-      <w:r>
-        <w:br/>
-      </w:r>
-      <w:r>
-        <w:rPr>
-          <w:rStyle w:val="VerbatimChar"/>
-        </w:rPr>
-        <w:t xml:space="preserve">│  문서 작성/   │     │  DCR 작성    │     │  초안 작성   │</w:t>
-      </w:r>
-      <w:r>
-        <w:br/>
-      </w:r>
-      <w:r>
-        <w:rPr>
-          <w:rStyle w:val="VerbatimChar"/>
-        </w:rPr>
-        <w:t xml:space="preserve">│  개정 필요    │────→│  (F-706-01)  │────→│  (작성자)    │</w:t>
-      </w:r>
-      <w:r>
-        <w:br/>
-      </w:r>
-      <w:r>
-        <w:rPr>
-          <w:rStyle w:val="VerbatimChar"/>
-        </w:rPr>
-        <w:t xml:space="preserve">│  인식         │     │              │     │              │</w:t>
-      </w:r>
-      <w:r>
-        <w:br/>
-      </w:r>
-      <w:r>
-        <w:rPr>
-          <w:rStyle w:val="VerbatimChar"/>
-        </w:rPr>
-        <w:t xml:space="preserve">└──────────────┘     └──────────────┘     └──────────────┘</w:t>
-      </w:r>
-      <w:r>
-        <w:br/>
-      </w:r>
-      <w:r>
-        <w:rPr>
-          <w:rStyle w:val="VerbatimChar"/>
-        </w:rPr>
-        <w:t xml:space="preserve">                                                │</w:t>
-      </w:r>
-      <w:r>
-        <w:br/>
-      </w:r>
-      <w:r>
-        <w:rPr>
-          <w:rStyle w:val="VerbatimChar"/>
-        </w:rPr>
-        <w:t xml:space="preserve">                         ┌──────────────────────┘</w:t>
-      </w:r>
-      <w:r>
-        <w:br/>
-      </w:r>
-      <w:r>
-        <w:rPr>
-          <w:rStyle w:val="VerbatimChar"/>
-        </w:rPr>
-        <w:t xml:space="preserve">                         ▼</w:t>
-      </w:r>
-      <w:r>
-        <w:br/>
-      </w:r>
-      <w:r>
-        <w:rPr>
-          <w:rStyle w:val="VerbatimChar"/>
-        </w:rPr>
-        <w:t xml:space="preserve">                  ┌──────────────┐</w:t>
-      </w:r>
-      <w:r>
-        <w:br/>
-      </w:r>
-      <w:r>
-        <w:rPr>
-          <w:rStyle w:val="VerbatimChar"/>
-        </w:rPr>
-        <w:t xml:space="preserve">                  │  형상관리     │──── Yes ───→ CCB 검토</w:t>
-      </w:r>
-      <w:r>
-        <w:br/>
-      </w:r>
-      <w:r>
-        <w:rPr>
-          <w:rStyle w:val="VerbatimChar"/>
-        </w:rPr>
-        <w:t xml:space="preserve">                  │  대상 문서?   │              (QP-803)</w:t>
-      </w:r>
-      <w:r>
-        <w:br/>
-      </w:r>
-      <w:r>
-        <w:rPr>
-          <w:rStyle w:val="VerbatimChar"/>
-        </w:rPr>
-        <w:t xml:space="preserve">                  └──────────────┘                 │</w:t>
-      </w:r>
-      <w:r>
-        <w:br/>
-      </w:r>
-      <w:r>
-        <w:rPr>
-          <w:rStyle w:val="VerbatimChar"/>
-        </w:rPr>
-        <w:t xml:space="preserve">                         │ No                      │</w:t>
-      </w:r>
-      <w:r>
-        <w:br/>
-      </w:r>
-      <w:r>
-        <w:rPr>
-          <w:rStyle w:val="VerbatimChar"/>
-        </w:rPr>
-        <w:t xml:space="preserve">                         ▼                         ▼</w:t>
-      </w:r>
-      <w:r>
-        <w:br/>
-      </w:r>
-      <w:r>
-        <w:rPr>
-          <w:rStyle w:val="VerbatimChar"/>
-        </w:rPr>
-        <w:t xml:space="preserve">                  ┌──────────────┐     ┌──────────────┐</w:t>
-      </w:r>
-      <w:r>
-        <w:br/>
-      </w:r>
-      <w:r>
-        <w:rPr>
-          <w:rStyle w:val="VerbatimChar"/>
-        </w:rPr>
-        <w:t xml:space="preserve">                  │  부서 검토    │     │  CCB 승인    │</w:t>
-      </w:r>
-      <w:r>
-        <w:br/>
-      </w:r>
-      <w:r>
-        <w:rPr>
-          <w:rStyle w:val="VerbatimChar"/>
-        </w:rPr>
-        <w:t xml:space="preserve">                  │  (관련 부서)  │     │              │</w:t>
-      </w:r>
-      <w:r>
-        <w:br/>
-      </w:r>
-      <w:r>
-        <w:rPr>
-          <w:rStyle w:val="VerbatimChar"/>
-        </w:rPr>
-        <w:t xml:space="preserve">                  └──────────────┘     └──────────────┘</w:t>
-      </w:r>
-      <w:r>
-        <w:br/>
-      </w:r>
-      <w:r>
-        <w:rPr>
-          <w:rStyle w:val="VerbatimChar"/>
-        </w:rPr>
-        <w:t xml:space="preserve">                         │                         │</w:t>
-      </w:r>
-      <w:r>
-        <w:br/>
-      </w:r>
-      <w:r>
-        <w:rPr>
-          <w:rStyle w:val="VerbatimChar"/>
-        </w:rPr>
-        <w:t xml:space="preserve">                         ▼                         ▼</w:t>
-      </w:r>
-      <w:r>
-        <w:br/>
-      </w:r>
-      <w:r>
-        <w:rPr>
-          <w:rStyle w:val="VerbatimChar"/>
-        </w:rPr>
-        <w:t xml:space="preserve">                  ┌──────────────┐     ┌──────────────┐</w:t>
-      </w:r>
-      <w:r>
-        <w:br/>
-      </w:r>
-      <w:r>
-        <w:rPr>
-          <w:rStyle w:val="VerbatimChar"/>
-        </w:rPr>
-        <w:t xml:space="preserve">                  │  승인         │     │  승인         │</w:t>
-      </w:r>
-      <w:r>
-        <w:br/>
-      </w:r>
-      <w:r>
-        <w:rPr>
-          <w:rStyle w:val="VerbatimChar"/>
-        </w:rPr>
-        <w:t xml:space="preserve">                  │  (승인권자)   │     │  (승인권자)   │</w:t>
-      </w:r>
-      <w:r>
-        <w:br/>
-      </w:r>
-      <w:r>
-        <w:rPr>
-          <w:rStyle w:val="VerbatimChar"/>
-        </w:rPr>
-        <w:t xml:space="preserve">                  └──────────────┘     └──────────────┘</w:t>
-      </w:r>
-      <w:r>
-        <w:br/>
-      </w:r>
-      <w:r>
-        <w:rPr>
-          <w:rStyle w:val="VerbatimChar"/>
-        </w:rPr>
-        <w:t xml:space="preserve">                         │                         │</w:t>
-      </w:r>
-      <w:r>
-        <w:br/>
-      </w:r>
-      <w:r>
-        <w:rPr>
-          <w:rStyle w:val="VerbatimChar"/>
-        </w:rPr>
-        <w:t xml:space="preserve">                         └────────┬────────────────┘</w:t>
-      </w:r>
-      <w:r>
-        <w:br/>
-      </w:r>
-      <w:r>
-        <w:rPr>
-          <w:rStyle w:val="VerbatimChar"/>
-        </w:rPr>
-        <w:t xml:space="preserve">                                  ▼</w:t>
-      </w:r>
-      <w:r>
-        <w:br/>
-      </w:r>
-      <w:r>
-        <w:rPr>
-          <w:rStyle w:val="VerbatimChar"/>
-        </w:rPr>
-        <w:t xml:space="preserve">                  ┌──────────────────────────────┐</w:t>
-      </w:r>
-      <w:r>
-        <w:br/>
-      </w:r>
-      <w:r>
-        <w:rPr>
-          <w:rStyle w:val="VerbatimChar"/>
-        </w:rPr>
-        <w:t xml:space="preserve">                  │  DMS 등록 + 마스터 리스트 갱신  │</w:t>
-      </w:r>
-      <w:r>
-        <w:br/>
-      </w:r>
-      <w:r>
-        <w:rPr>
-          <w:rStyle w:val="VerbatimChar"/>
-        </w:rPr>
-        <w:t xml:space="preserve">                  │  (품질팀장)                     │</w:t>
-      </w:r>
-      <w:r>
-        <w:br/>
-      </w:r>
-      <w:r>
-        <w:rPr>
-          <w:rStyle w:val="VerbatimChar"/>
-        </w:rPr>
-        <w:t xml:space="preserve">                  └──────────────────────────────┘</w:t>
-      </w:r>
-      <w:r>
-        <w:br/>
-      </w:r>
-      <w:r>
-        <w:rPr>
-          <w:rStyle w:val="VerbatimChar"/>
-        </w:rPr>
-        <w:t xml:space="preserve">                                  │</w:t>
-      </w:r>
-      <w:r>
-        <w:br/>
-      </w:r>
-      <w:r>
-        <w:rPr>
-          <w:rStyle w:val="VerbatimChar"/>
-        </w:rPr>
-        <w:t xml:space="preserve">                                  ▼</w:t>
-      </w:r>
-      <w:r>
-        <w:br/>
-      </w:r>
-      <w:r>
-        <w:rPr>
-          <w:rStyle w:val="VerbatimChar"/>
-        </w:rPr>
-        <w:t xml:space="preserve">                  ┌──────────────────────────────┐</w:t>
-      </w:r>
-      <w:r>
-        <w:br/>
-      </w:r>
-      <w:r>
-        <w:rPr>
-          <w:rStyle w:val="VerbatimChar"/>
-        </w:rPr>
-        <w:t xml:space="preserve">                  │  배포 (전자/하드카피)           │</w:t>
-      </w:r>
-      <w:r>
-        <w:br/>
-      </w:r>
-      <w:r>
-        <w:rPr>
-          <w:rStyle w:val="VerbatimChar"/>
-        </w:rPr>
-        <w:t xml:space="preserve">                  │  + 구판 회수 + 변경 교육       │</w:t>
-      </w:r>
-      <w:r>
-        <w:br/>
-      </w:r>
-      <w:r>
-        <w:rPr>
-          <w:rStyle w:val="VerbatimChar"/>
-        </w:rPr>
-        <w:t xml:space="preserve">                  └──────────────────────────────┘</w:t>
-      </w:r>
-    </w:p>
+    <w:tbl>
+      <w:tblPr>
+        <w:tblLook w:firstColumn="1" w:firstRow="1" w:lastColumn="0" w:lastRow="0" w:noHBand="0" w:noVBand="1" w:val="04A0"/>
+        <w:tblW w:w="8788" w:type="dxa"/>
+        <w:tblBorders>
+          <w:top w:val="single" w:sz="4" w:color="2E74B5" w:space="0"/>
+          <w:left w:val="single" w:sz="4" w:color="2E74B5" w:space="0"/>
+          <w:bottom w:val="single" w:sz="4" w:color="2E74B5" w:space="0"/>
+          <w:right w:val="single" w:sz="4" w:color="2E74B5" w:space="0"/>
+          <w:insideH w:val="single" w:sz="4" w:color="BDD7EE" w:space="0"/>
+          <w:insideV w:val="single" w:sz="2" w:color="D9D9D9" w:space="0"/>
+        </w:tblBorders>
+      </w:tblPr>
+      <w:tblGrid>
+        <w:gridCol w:w="8788"/>
+      </w:tblGrid>
+      <w:tr>
+        <w:tc>
+          <w:tcPr>
+            <w:tcW w:w="8788" w:type="dxa"/>
+            <w:tcMar>
+              <w:top w:w="80" w:type="dxa"/>
+              <w:left w:w="140" w:type="dxa"/>
+              <w:bottom w:w="80" w:type="dxa"/>
+              <w:right w:w="140" w:type="dxa"/>
+            </w:tcMar>
+          </w:tcPr>
+          <w:p>
+            <w:pPr>
+              <w:spacing w:before="0" w:after="0" w:line="240" w:lineRule="auto"/>
+            </w:pPr>
+            <w:r>
+              <w:rPr>
+                <w:rFonts w:ascii="Courier New" w:hAnsi="Courier New" w:eastAsia="NanumGothicCoding"/>
+                <w:sz w:val="18"/>
+                <w:szCs w:val="18"/>
+              </w:rPr>
+              <w:t xml:space="preserve">┌──────────────┐     ┌──────────────┐     ┌──────────────┐</w:t>
+            </w:r>
+          </w:p>
+          <w:p>
+            <w:pPr>
+              <w:spacing w:before="0" w:after="0" w:line="240" w:lineRule="auto"/>
+            </w:pPr>
+            <w:r>
+              <w:rPr>
+                <w:rFonts w:ascii="Courier New" w:hAnsi="Courier New" w:eastAsia="NanumGothicCoding"/>
+                <w:sz w:val="18"/>
+                <w:szCs w:val="18"/>
+              </w:rPr>
+              <w:t xml:space="preserve">│  문서 작성/   │     │  DCR 작성    │     │  초안 작성   │</w:t>
+            </w:r>
+          </w:p>
+          <w:p>
+            <w:pPr>
+              <w:spacing w:before="0" w:after="0" w:line="240" w:lineRule="auto"/>
+            </w:pPr>
+            <w:r>
+              <w:rPr>
+                <w:rFonts w:ascii="Courier New" w:hAnsi="Courier New" w:eastAsia="NanumGothicCoding"/>
+                <w:sz w:val="18"/>
+                <w:szCs w:val="18"/>
+              </w:rPr>
+              <w:t xml:space="preserve">│  개정 필요    │────→│  (F-706-01)  │────→│  (작성자)    │</w:t>
+            </w:r>
+          </w:p>
+          <w:p>
+            <w:pPr>
+              <w:spacing w:before="0" w:after="0" w:line="240" w:lineRule="auto"/>
+            </w:pPr>
+            <w:r>
+              <w:rPr>
+                <w:rFonts w:ascii="Courier New" w:hAnsi="Courier New" w:eastAsia="NanumGothicCoding"/>
+                <w:sz w:val="18"/>
+                <w:szCs w:val="18"/>
+              </w:rPr>
+              <w:t xml:space="preserve">│  인식         │     │              │     │              │</w:t>
+            </w:r>
+          </w:p>
+          <w:p>
+            <w:pPr>
+              <w:spacing w:before="0" w:after="0" w:line="240" w:lineRule="auto"/>
+            </w:pPr>
+            <w:r>
+              <w:rPr>
+                <w:rFonts w:ascii="Courier New" w:hAnsi="Courier New" w:eastAsia="NanumGothicCoding"/>
+                <w:sz w:val="18"/>
+                <w:szCs w:val="18"/>
+              </w:rPr>
+              <w:t xml:space="preserve">└──────────────┘     └──────────────┘     └──────────────┘</w:t>
+            </w:r>
+          </w:p>
+          <w:p>
+            <w:pPr>
+              <w:spacing w:before="0" w:after="0" w:line="240" w:lineRule="auto"/>
+            </w:pPr>
+            <w:r>
+              <w:rPr>
+                <w:rFonts w:ascii="Courier New" w:hAnsi="Courier New" w:eastAsia="NanumGothicCoding"/>
+                <w:sz w:val="18"/>
+                <w:szCs w:val="18"/>
+              </w:rPr>
+              <w:t xml:space="preserve">                                                │</w:t>
+            </w:r>
+          </w:p>
+          <w:p>
+            <w:pPr>
+              <w:spacing w:before="0" w:after="0" w:line="240" w:lineRule="auto"/>
+            </w:pPr>
+            <w:r>
+              <w:rPr>
+                <w:rFonts w:ascii="Courier New" w:hAnsi="Courier New" w:eastAsia="NanumGothicCoding"/>
+                <w:sz w:val="18"/>
+                <w:szCs w:val="18"/>
+              </w:rPr>
+              <w:t xml:space="preserve">                         ┌──────────────────────┘</w:t>
+            </w:r>
+          </w:p>
+          <w:p>
+            <w:pPr>
+              <w:spacing w:before="0" w:after="0" w:line="240" w:lineRule="auto"/>
+            </w:pPr>
+            <w:r>
+              <w:rPr>
+                <w:rFonts w:ascii="Courier New" w:hAnsi="Courier New" w:eastAsia="NanumGothicCoding"/>
+                <w:sz w:val="18"/>
+                <w:szCs w:val="18"/>
+              </w:rPr>
+              <w:t xml:space="preserve">                         ▼</w:t>
+            </w:r>
+          </w:p>
+          <w:p>
+            <w:pPr>
+              <w:spacing w:before="0" w:after="0" w:line="240" w:lineRule="auto"/>
+            </w:pPr>
+            <w:r>
+              <w:rPr>
+                <w:rFonts w:ascii="Courier New" w:hAnsi="Courier New" w:eastAsia="NanumGothicCoding"/>
+                <w:sz w:val="18"/>
+                <w:szCs w:val="18"/>
+              </w:rPr>
+              <w:t xml:space="preserve">                  ┌──────────────┐</w:t>
+            </w:r>
+          </w:p>
+          <w:p>
+            <w:pPr>
+              <w:spacing w:before="0" w:after="0" w:line="240" w:lineRule="auto"/>
+            </w:pPr>
+            <w:r>
+              <w:rPr>
+                <w:rFonts w:ascii="Courier New" w:hAnsi="Courier New" w:eastAsia="NanumGothicCoding"/>
+                <w:sz w:val="18"/>
+                <w:szCs w:val="18"/>
+              </w:rPr>
+              <w:t xml:space="preserve">                  │  형상관리     │──── Yes ───→ CCB 검토</w:t>
+            </w:r>
+          </w:p>
+          <w:p>
+            <w:pPr>
+              <w:spacing w:before="0" w:after="0" w:line="240" w:lineRule="auto"/>
+            </w:pPr>
+            <w:r>
+              <w:rPr>
+                <w:rFonts w:ascii="Courier New" w:hAnsi="Courier New" w:eastAsia="NanumGothicCoding"/>
+                <w:sz w:val="18"/>
+                <w:szCs w:val="18"/>
+              </w:rPr>
+              <w:t xml:space="preserve">                  │  대상 문서?   │              (QP-803)</w:t>
+            </w:r>
+          </w:p>
+          <w:p>
+            <w:pPr>
+              <w:spacing w:before="0" w:after="0" w:line="240" w:lineRule="auto"/>
+            </w:pPr>
+            <w:r>
+              <w:rPr>
+                <w:rFonts w:ascii="Courier New" w:hAnsi="Courier New" w:eastAsia="NanumGothicCoding"/>
+                <w:sz w:val="18"/>
+                <w:szCs w:val="18"/>
+              </w:rPr>
+              <w:t xml:space="preserve">                  └──────────────┘                 │</w:t>
+            </w:r>
+          </w:p>
+          <w:p>
+            <w:pPr>
+              <w:spacing w:before="0" w:after="0" w:line="240" w:lineRule="auto"/>
+            </w:pPr>
+            <w:r>
+              <w:rPr>
+                <w:rFonts w:ascii="Courier New" w:hAnsi="Courier New" w:eastAsia="NanumGothicCoding"/>
+                <w:sz w:val="18"/>
+                <w:szCs w:val="18"/>
+              </w:rPr>
+              <w:t xml:space="preserve">                         │ No                      │</w:t>
+            </w:r>
+          </w:p>
+          <w:p>
+            <w:pPr>
+              <w:spacing w:before="0" w:after="0" w:line="240" w:lineRule="auto"/>
+            </w:pPr>
+            <w:r>
+              <w:rPr>
+                <w:rFonts w:ascii="Courier New" w:hAnsi="Courier New" w:eastAsia="NanumGothicCoding"/>
+                <w:sz w:val="18"/>
+                <w:szCs w:val="18"/>
+              </w:rPr>
+              <w:t xml:space="preserve">                         ▼                         ▼</w:t>
+            </w:r>
+          </w:p>
+          <w:p>
+            <w:pPr>
+              <w:spacing w:before="0" w:after="0" w:line="240" w:lineRule="auto"/>
+            </w:pPr>
+            <w:r>
+              <w:rPr>
+                <w:rFonts w:ascii="Courier New" w:hAnsi="Courier New" w:eastAsia="NanumGothicCoding"/>
+                <w:sz w:val="18"/>
+                <w:szCs w:val="18"/>
+              </w:rPr>
+              <w:t xml:space="preserve">                  ┌──────────────┐     ┌──────────────┐</w:t>
+            </w:r>
+          </w:p>
+          <w:p>
+            <w:pPr>
+              <w:spacing w:before="0" w:after="0" w:line="240" w:lineRule="auto"/>
+            </w:pPr>
+            <w:r>
+              <w:rPr>
+                <w:rFonts w:ascii="Courier New" w:hAnsi="Courier New" w:eastAsia="NanumGothicCoding"/>
+                <w:sz w:val="18"/>
+                <w:szCs w:val="18"/>
+              </w:rPr>
+              <w:t xml:space="preserve">                  │  부서 검토    │     │  CCB 승인    │</w:t>
+            </w:r>
+          </w:p>
+          <w:p>
+            <w:pPr>
+              <w:spacing w:before="0" w:after="0" w:line="240" w:lineRule="auto"/>
+            </w:pPr>
+            <w:r>
+              <w:rPr>
+                <w:rFonts w:ascii="Courier New" w:hAnsi="Courier New" w:eastAsia="NanumGothicCoding"/>
+                <w:sz w:val="18"/>
+                <w:szCs w:val="18"/>
+              </w:rPr>
+              <w:t xml:space="preserve">                  │  (관련 부서)  │     │              │</w:t>
+            </w:r>
+          </w:p>
+          <w:p>
+            <w:pPr>
+              <w:spacing w:before="0" w:after="0" w:line="240" w:lineRule="auto"/>
+            </w:pPr>
+            <w:r>
+              <w:rPr>
+                <w:rFonts w:ascii="Courier New" w:hAnsi="Courier New" w:eastAsia="NanumGothicCoding"/>
+                <w:sz w:val="18"/>
+                <w:szCs w:val="18"/>
+              </w:rPr>
+              <w:t xml:space="preserve">                  └──────────────┘     └──────────────┘</w:t>
+            </w:r>
+          </w:p>
+          <w:p>
+            <w:pPr>
+              <w:spacing w:before="0" w:after="0" w:line="240" w:lineRule="auto"/>
+            </w:pPr>
+            <w:r>
+              <w:rPr>
+                <w:rFonts w:ascii="Courier New" w:hAnsi="Courier New" w:eastAsia="NanumGothicCoding"/>
+                <w:sz w:val="18"/>
+                <w:szCs w:val="18"/>
+              </w:rPr>
+              <w:t xml:space="preserve">                         │                         │</w:t>
+            </w:r>
+          </w:p>
+          <w:p>
+            <w:pPr>
+              <w:spacing w:before="0" w:after="0" w:line="240" w:lineRule="auto"/>
+            </w:pPr>
+            <w:r>
+              <w:rPr>
+                <w:rFonts w:ascii="Courier New" w:hAnsi="Courier New" w:eastAsia="NanumGothicCoding"/>
+                <w:sz w:val="18"/>
+                <w:szCs w:val="18"/>
+              </w:rPr>
+              <w:t xml:space="preserve">                         ▼                         ▼</w:t>
+            </w:r>
+          </w:p>
+          <w:p>
+            <w:pPr>
+              <w:spacing w:before="0" w:after="0" w:line="240" w:lineRule="auto"/>
+            </w:pPr>
+            <w:r>
+              <w:rPr>
+                <w:rFonts w:ascii="Courier New" w:hAnsi="Courier New" w:eastAsia="NanumGothicCoding"/>
+                <w:sz w:val="18"/>
+                <w:szCs w:val="18"/>
+              </w:rPr>
+              <w:t xml:space="preserve">                  ┌──────────────┐     ┌──────────────┐</w:t>
+            </w:r>
+          </w:p>
+          <w:p>
+            <w:pPr>
+              <w:spacing w:before="0" w:after="0" w:line="240" w:lineRule="auto"/>
+            </w:pPr>
+            <w:r>
+              <w:rPr>
+                <w:rFonts w:ascii="Courier New" w:hAnsi="Courier New" w:eastAsia="NanumGothicCoding"/>
+                <w:sz w:val="18"/>
+                <w:szCs w:val="18"/>
+              </w:rPr>
+              <w:t xml:space="preserve">                  │  승인         │     │  승인         │</w:t>
+            </w:r>
+          </w:p>
+          <w:p>
+            <w:pPr>
+              <w:spacing w:before="0" w:after="0" w:line="240" w:lineRule="auto"/>
+            </w:pPr>
+            <w:r>
+              <w:rPr>
+                <w:rFonts w:ascii="Courier New" w:hAnsi="Courier New" w:eastAsia="NanumGothicCoding"/>
+                <w:sz w:val="18"/>
+                <w:szCs w:val="18"/>
+              </w:rPr>
+              <w:t xml:space="preserve">                  │  (승인권자)   │     │  (승인권자)   │</w:t>
+            </w:r>
+          </w:p>
+          <w:p>
+            <w:pPr>
+              <w:spacing w:before="0" w:after="0" w:line="240" w:lineRule="auto"/>
+            </w:pPr>
+            <w:r>
+              <w:rPr>
+                <w:rFonts w:ascii="Courier New" w:hAnsi="Courier New" w:eastAsia="NanumGothicCoding"/>
+                <w:sz w:val="18"/>
+                <w:szCs w:val="18"/>
+              </w:rPr>
+              <w:t xml:space="preserve">                  └──────────────┘     └──────────────┘</w:t>
+            </w:r>
+          </w:p>
+          <w:p>
+            <w:pPr>
+              <w:spacing w:before="0" w:after="0" w:line="240" w:lineRule="auto"/>
+            </w:pPr>
+            <w:r>
+              <w:rPr>
+                <w:rFonts w:ascii="Courier New" w:hAnsi="Courier New" w:eastAsia="NanumGothicCoding"/>
+                <w:sz w:val="18"/>
+                <w:szCs w:val="18"/>
+              </w:rPr>
+              <w:t xml:space="preserve">                         │                         │</w:t>
+            </w:r>
+          </w:p>
+          <w:p>
+            <w:pPr>
+              <w:spacing w:before="0" w:after="0" w:line="240" w:lineRule="auto"/>
+            </w:pPr>
+            <w:r>
+              <w:rPr>
+                <w:rFonts w:ascii="Courier New" w:hAnsi="Courier New" w:eastAsia="NanumGothicCoding"/>
+                <w:sz w:val="18"/>
+                <w:szCs w:val="18"/>
+              </w:rPr>
+              <w:t xml:space="preserve">                         └────────┬────────────────┘</w:t>
+            </w:r>
+          </w:p>
+          <w:p>
+            <w:pPr>
+              <w:spacing w:before="0" w:after="0" w:line="240" w:lineRule="auto"/>
+            </w:pPr>
+            <w:r>
+              <w:rPr>
+                <w:rFonts w:ascii="Courier New" w:hAnsi="Courier New" w:eastAsia="NanumGothicCoding"/>
+                <w:sz w:val="18"/>
+                <w:szCs w:val="18"/>
+              </w:rPr>
+              <w:t xml:space="preserve">                                  ▼</w:t>
+            </w:r>
+          </w:p>
+          <w:p>
+            <w:pPr>
+              <w:spacing w:before="0" w:after="0" w:line="240" w:lineRule="auto"/>
+            </w:pPr>
+            <w:r>
+              <w:rPr>
+                <w:rFonts w:ascii="Courier New" w:hAnsi="Courier New" w:eastAsia="NanumGothicCoding"/>
+                <w:sz w:val="18"/>
+                <w:szCs w:val="18"/>
+              </w:rPr>
+              <w:t xml:space="preserve">                  ┌──────────────────────────────┐</w:t>
+            </w:r>
+          </w:p>
+          <w:p>
+            <w:pPr>
+              <w:spacing w:before="0" w:after="0" w:line="240" w:lineRule="auto"/>
+            </w:pPr>
+            <w:r>
+              <w:rPr>
+                <w:rFonts w:ascii="Courier New" w:hAnsi="Courier New" w:eastAsia="NanumGothicCoding"/>
+                <w:sz w:val="18"/>
+                <w:szCs w:val="18"/>
+              </w:rPr>
+              <w:t xml:space="preserve">                  │  DMS 등록 + 마스터 리스트 갱신  │</w:t>
+            </w:r>
+          </w:p>
+          <w:p>
+            <w:pPr>
+              <w:spacing w:before="0" w:after="0" w:line="240" w:lineRule="auto"/>
+            </w:pPr>
+            <w:r>
+              <w:rPr>
+                <w:rFonts w:ascii="Courier New" w:hAnsi="Courier New" w:eastAsia="NanumGothicCoding"/>
+                <w:sz w:val="18"/>
+                <w:szCs w:val="18"/>
+              </w:rPr>
+              <w:t xml:space="preserve">                  │  (품질팀장)                     │</w:t>
+            </w:r>
+          </w:p>
+          <w:p>
+            <w:pPr>
+              <w:spacing w:before="0" w:after="0" w:line="240" w:lineRule="auto"/>
+            </w:pPr>
+            <w:r>
+              <w:rPr>
+                <w:rFonts w:ascii="Courier New" w:hAnsi="Courier New" w:eastAsia="NanumGothicCoding"/>
+                <w:sz w:val="18"/>
+                <w:szCs w:val="18"/>
+              </w:rPr>
+              <w:t xml:space="preserve">                  └──────────────────────────────┘</w:t>
+            </w:r>
+          </w:p>
+          <w:p>
+            <w:pPr>
+              <w:spacing w:before="0" w:after="0" w:line="240" w:lineRule="auto"/>
+            </w:pPr>
+            <w:r>
+              <w:rPr>
+                <w:rFonts w:ascii="Courier New" w:hAnsi="Courier New" w:eastAsia="NanumGothicCoding"/>
+                <w:sz w:val="18"/>
+                <w:szCs w:val="18"/>
+              </w:rPr>
+              <w:t xml:space="preserve">                                  │</w:t>
+            </w:r>
+          </w:p>
+          <w:p>
+            <w:pPr>
+              <w:spacing w:before="0" w:after="0" w:line="240" w:lineRule="auto"/>
+            </w:pPr>
+            <w:r>
+              <w:rPr>
+                <w:rFonts w:ascii="Courier New" w:hAnsi="Courier New" w:eastAsia="NanumGothicCoding"/>
+                <w:sz w:val="18"/>
+                <w:szCs w:val="18"/>
+              </w:rPr>
+              <w:t xml:space="preserve">                                  ▼</w:t>
+            </w:r>
+          </w:p>
+          <w:p>
+            <w:pPr>
+              <w:spacing w:before="0" w:after="0" w:line="240" w:lineRule="auto"/>
+            </w:pPr>
+            <w:r>
+              <w:rPr>
+                <w:rFonts w:ascii="Courier New" w:hAnsi="Courier New" w:eastAsia="NanumGothicCoding"/>
+                <w:sz w:val="18"/>
+                <w:szCs w:val="18"/>
+              </w:rPr>
+              <w:t xml:space="preserve">                  ┌──────────────────────────────┐</w:t>
+            </w:r>
+          </w:p>
+          <w:p>
+            <w:pPr>
+              <w:spacing w:before="0" w:after="0" w:line="240" w:lineRule="auto"/>
+            </w:pPr>
+            <w:r>
+              <w:rPr>
+                <w:rFonts w:ascii="Courier New" w:hAnsi="Courier New" w:eastAsia="NanumGothicCoding"/>
+                <w:sz w:val="18"/>
+                <w:szCs w:val="18"/>
+              </w:rPr>
+              <w:t xml:space="preserve">                  │  배포 (전자/하드카피)           │</w:t>
+            </w:r>
+          </w:p>
+          <w:p>
+            <w:pPr>
+              <w:spacing w:before="0" w:after="0" w:line="240" w:lineRule="auto"/>
+            </w:pPr>
+            <w:r>
+              <w:rPr>
+                <w:rFonts w:ascii="Courier New" w:hAnsi="Courier New" w:eastAsia="NanumGothicCoding"/>
+                <w:sz w:val="18"/>
+                <w:szCs w:val="18"/>
+              </w:rPr>
+              <w:t xml:space="preserve">                  │  + 구판 회수 + 변경 교육       │</w:t>
+            </w:r>
+          </w:p>
+          <w:p>
+            <w:pPr>
+              <w:spacing w:before="0" w:after="0" w:line="240" w:lineRule="auto"/>
+            </w:pPr>
+            <w:r>
+              <w:rPr>
+                <w:rFonts w:ascii="Courier New" w:hAnsi="Courier New" w:eastAsia="NanumGothicCoding"/>
+                <w:sz w:val="18"/>
+                <w:szCs w:val="18"/>
+              </w:rPr>
+              <w:t xml:space="preserve">                  └──────────────────────────────┘</w:t>
+            </w:r>
+          </w:p>
+        </w:tc>
+      </w:tr>
+    </w:tbl>
     <w:p>
       <w:r>
         <w:br w:type="page"/>
@@ -7988,18 +8206,10 @@
           </w:p>
         </w:tc>
         <w:tc>
-          <w:tcPr>
-            <w:tcMar>
-              <w:top w:w="60" w:type="dxa"/>
-              <w:left w:w="120" w:type="dxa"/>
-              <w:bottom w:w="60" w:type="dxa"/>
-              <w:right w:w="120" w:type="dxa"/>
-            </w:tcMar>
-          </w:tcPr>
-          <w:p>
-            <w:pPr>
-              <w:pStyle w:val="Compact"/>
-              <w:wordWrap w:val="1"/>
+          <w:tcPr/>
+          <w:p>
+            <w:pPr>
+              <w:pStyle w:val="Compact"/>
             </w:pPr>
             <w:r>
               <w:t xml:space="preserve">임직원 한정; 외부 제공 시 QMR 승인</w:t>
@@ -8042,18 +8252,10 @@
           </w:p>
         </w:tc>
         <w:tc>
-          <w:tcPr>
-            <w:tcMar>
-              <w:top w:w="60" w:type="dxa"/>
-              <w:left w:w="120" w:type="dxa"/>
-              <w:bottom w:w="60" w:type="dxa"/>
-              <w:right w:w="120" w:type="dxa"/>
-            </w:tcMar>
-          </w:tcPr>
-          <w:p>
-            <w:pPr>
-              <w:pStyle w:val="Compact"/>
-              <w:wordWrap w:val="1"/>
+          <w:tcPr/>
+          <w:p>
+            <w:pPr>
+              <w:pStyle w:val="Compact"/>
             </w:pPr>
             <w:r>
               <w:t xml:space="preserve">일반 접근; DMS 권한 관리</w:t>
@@ -8608,8 +8810,8 @@
     <w:rPrDefault>
       <w:rPr>
         <w:rFonts w:asciiTheme="minorHAnsi" w:cstheme="minorBidi" w:eastAsiaTheme="minorEastAsia" w:hAnsiTheme="minorHAnsi"/>
-        <w:sz w:val="24"/>
-        <w:szCs w:val="24"/>
+        <w:sz w:val="20"/>
+        <w:szCs w:val="20"/>
         <w:lang w:bidi="ar-SA" w:eastAsia="zh-CN" w:val="en-US"/>
       </w:rPr>
     </w:rPrDefault>
@@ -8677,8 +8879,8 @@
     </w:pPr>
     <w:rPr>
       <w:rFonts w:asciiTheme="majorHAnsi" w:cstheme="majorBidi" w:eastAsiaTheme="majorEastAsia" w:hAnsiTheme="majorHAnsi"/>
-      <w:sz w:val="56"/>
-      <w:szCs w:val="56"/>
+      <w:sz w:val="44"/>
+      <w:szCs w:val="44"/>
     </w:rPr>
   </w:style>
   <w:style w:customStyle="1" w:styleId="TitleChar" w:type="character">
@@ -8689,8 +8891,8 @@
     <w:rsid w:val="00A10FD9"/>
     <w:rPr>
       <w:rFonts w:asciiTheme="majorHAnsi" w:cstheme="majorBidi" w:eastAsiaTheme="majorEastAsia" w:hAnsiTheme="majorHAnsi"/>
-      <w:sz w:val="56"/>
-      <w:szCs w:val="56"/>
+      <w:sz w:val="44"/>
+      <w:szCs w:val="44"/>
     </w:rPr>
   </w:style>
   <w:style w:styleId="Subtitle" w:type="paragraph">
@@ -8812,8 +9014,8 @@
     <w:rPr>
       <w:rFonts w:asciiTheme="majorHAnsi" w:cstheme="majorBidi" w:eastAsiaTheme="majorEastAsia" w:hAnsiTheme="majorHAnsi"/>
       <w:color w:themeColor="accent1" w:themeShade="BF" w:val="0F4761"/>
-      <w:sz w:val="40"/>
-      <w:szCs w:val="40"/>
+      <w:sz w:val="32"/>
+      <w:szCs w:val="32"/>
     </w:rPr>
   </w:style>
   <w:style w:styleId="Heading2" w:type="paragraph">
@@ -9003,8 +9205,8 @@
     <w:rPr>
       <w:rFonts w:asciiTheme="majorHAnsi" w:cstheme="majorBidi" w:eastAsiaTheme="majorEastAsia" w:hAnsiTheme="majorHAnsi"/>
       <w:color w:themeColor="accent1" w:themeShade="BF" w:val="0F4761"/>
-      <w:sz w:val="40"/>
-      <w:szCs w:val="40"/>
+      <w:sz w:val="32"/>
+      <w:szCs w:val="32"/>
     </w:rPr>
   </w:style>
   <w:style w:customStyle="1" w:styleId="Heading2Char" w:type="character">
